--- a/docs/TONG_QUAN_DU_AN.docx
+++ b/docs/TONG_QUAN_DU_AN.docx
@@ -104,10 +104,7 @@
         <w:jc w:val="center"/>
       </w:pPr>
       <w:r>
-        <w:t xml:space="preserve">Tài liệu dựa trên phiên bản đã nghiệm thu </w:t>
-      </w:r>
-      <w:r>
-        <w:t>Phase 5, tháng 10/2026.</w:t>
+        <w:t>Tài liệu dựa trên phiên bản đã nghiệm thu Phase 5, tháng 10/2026.</w:t>
       </w:r>
     </w:p>
     <w:p>
@@ -142,7 +139,7 @@
       <w:r>
         <w:fldChar w:fldCharType="separate"/>
       </w:r>
-      <w:hyperlink w:anchor="_Toc242225107" w:history="1">
+      <w:hyperlink w:anchor="_Toc242225936" w:history="1">
         <w:r>
           <w:rPr>
             <w:rStyle w:val="Hyperlink"/>
@@ -170,7 +167,7 @@
             <w:noProof/>
             <w:webHidden/>
           </w:rPr>
-          <w:instrText xml:space="preserve"> PAGEREF _Toc242225107 \h </w:instrText>
+          <w:instrText xml:space="preserve"> PAGEREF _Toc242225936 \h </w:instrText>
         </w:r>
         <w:r>
           <w:rPr>
@@ -214,7 +211,7 @@
           <w:sz w:val="22"/>
         </w:rPr>
       </w:pPr>
-      <w:hyperlink w:anchor="_Toc242225108" w:history="1">
+      <w:hyperlink w:anchor="_Toc242225937" w:history="1">
         <w:r>
           <w:rPr>
             <w:rStyle w:val="Hyperlink"/>
@@ -242,7 +239,7 @@
             <w:noProof/>
             <w:webHidden/>
           </w:rPr>
-          <w:instrText xml:space="preserve"> PAGEREF _Toc242225108 \h </w:instrText>
+          <w:instrText xml:space="preserve"> PAGEREF _Toc242225937 \h </w:instrText>
         </w:r>
         <w:r>
           <w:rPr>
@@ -286,7 +283,7 @@
           <w:sz w:val="22"/>
         </w:rPr>
       </w:pPr>
-      <w:hyperlink w:anchor="_Toc242225109" w:history="1">
+      <w:hyperlink w:anchor="_Toc242225938" w:history="1">
         <w:r>
           <w:rPr>
             <w:rStyle w:val="Hyperlink"/>
@@ -314,7 +311,7 @@
             <w:noProof/>
             <w:webHidden/>
           </w:rPr>
-          <w:instrText xml:space="preserve"> PAGEREF _Toc242225109 \h </w:instrText>
+          <w:instrText xml:space="preserve"> PAGEREF _Toc242225938 \h </w:instrText>
         </w:r>
         <w:r>
           <w:rPr>
@@ -358,7 +355,7 @@
           <w:sz w:val="22"/>
         </w:rPr>
       </w:pPr>
-      <w:hyperlink w:anchor="_Toc242225110" w:history="1">
+      <w:hyperlink w:anchor="_Toc242225939" w:history="1">
         <w:r>
           <w:rPr>
             <w:rStyle w:val="Hyperlink"/>
@@ -386,7 +383,7 @@
             <w:noProof/>
             <w:webHidden/>
           </w:rPr>
-          <w:instrText xml:space="preserve"> PAGEREF _Toc242225110 \h </w:instrText>
+          <w:instrText xml:space="preserve"> PAGEREF _Toc242225939 \h </w:instrText>
         </w:r>
         <w:r>
           <w:rPr>
@@ -430,7 +427,7 @@
           <w:sz w:val="22"/>
         </w:rPr>
       </w:pPr>
-      <w:hyperlink w:anchor="_Toc242225111" w:history="1">
+      <w:hyperlink w:anchor="_Toc242225940" w:history="1">
         <w:r>
           <w:rPr>
             <w:rStyle w:val="Hyperlink"/>
@@ -458,7 +455,7 @@
             <w:noProof/>
             <w:webHidden/>
           </w:rPr>
-          <w:instrText xml:space="preserve"> PAGEREF _Toc242225111 \h </w:instrText>
+          <w:instrText xml:space="preserve"> PAGEREF _Toc242225940 \h </w:instrText>
         </w:r>
         <w:r>
           <w:rPr>
@@ -502,7 +499,7 @@
           <w:sz w:val="22"/>
         </w:rPr>
       </w:pPr>
-      <w:hyperlink w:anchor="_Toc242225112" w:history="1">
+      <w:hyperlink w:anchor="_Toc242225941" w:history="1">
         <w:r>
           <w:rPr>
             <w:rStyle w:val="Hyperlink"/>
@@ -530,7 +527,7 @@
             <w:noProof/>
             <w:webHidden/>
           </w:rPr>
-          <w:instrText xml:space="preserve"> PAGEREF _Toc242225112 \h </w:instrText>
+          <w:instrText xml:space="preserve"> PAGEREF _Toc242225941 \h </w:instrText>
         </w:r>
         <w:r>
           <w:rPr>
@@ -574,7 +571,7 @@
           <w:sz w:val="22"/>
         </w:rPr>
       </w:pPr>
-      <w:hyperlink w:anchor="_Toc242225113" w:history="1">
+      <w:hyperlink w:anchor="_Toc242225942" w:history="1">
         <w:r>
           <w:rPr>
             <w:rStyle w:val="Hyperlink"/>
@@ -602,7 +599,7 @@
             <w:noProof/>
             <w:webHidden/>
           </w:rPr>
-          <w:instrText xml:space="preserve"> PAGEREF _Toc242225113 \h </w:instrText>
+          <w:instrText xml:space="preserve"> PAGEREF _Toc242225942 \h </w:instrText>
         </w:r>
         <w:r>
           <w:rPr>
@@ -646,7 +643,7 @@
           <w:sz w:val="22"/>
         </w:rPr>
       </w:pPr>
-      <w:hyperlink w:anchor="_Toc242225114" w:history="1">
+      <w:hyperlink w:anchor="_Toc242225943" w:history="1">
         <w:r>
           <w:rPr>
             <w:rStyle w:val="Hyperlink"/>
@@ -674,7 +671,7 @@
             <w:noProof/>
             <w:webHidden/>
           </w:rPr>
-          <w:instrText xml:space="preserve"> PAGEREF _Toc242225114 \h </w:instrText>
+          <w:instrText xml:space="preserve"> PAGEREF _Toc242225943 \h </w:instrText>
         </w:r>
         <w:r>
           <w:rPr>
@@ -718,7 +715,7 @@
           <w:sz w:val="22"/>
         </w:rPr>
       </w:pPr>
-      <w:hyperlink w:anchor="_Toc242225115" w:history="1">
+      <w:hyperlink w:anchor="_Toc242225944" w:history="1">
         <w:r>
           <w:rPr>
             <w:rStyle w:val="Hyperlink"/>
@@ -746,7 +743,7 @@
             <w:noProof/>
             <w:webHidden/>
           </w:rPr>
-          <w:instrText xml:space="preserve"> PAGEREF _Toc242225115 \h </w:instrText>
+          <w:instrText xml:space="preserve"> PAGEREF _Toc242225944 \h </w:instrText>
         </w:r>
         <w:r>
           <w:rPr>
@@ -790,7 +787,7 @@
           <w:sz w:val="22"/>
         </w:rPr>
       </w:pPr>
-      <w:hyperlink w:anchor="_Toc242225116" w:history="1">
+      <w:hyperlink w:anchor="_Toc242225945" w:history="1">
         <w:r>
           <w:rPr>
             <w:rStyle w:val="Hyperlink"/>
@@ -818,7 +815,7 @@
             <w:noProof/>
             <w:webHidden/>
           </w:rPr>
-          <w:instrText xml:space="preserve"> PAGEREF _Toc242225116 \h </w:instrText>
+          <w:instrText xml:space="preserve"> PAGEREF _Toc242225945 \h </w:instrText>
         </w:r>
         <w:r>
           <w:rPr>
@@ -862,7 +859,7 @@
           <w:sz w:val="22"/>
         </w:rPr>
       </w:pPr>
-      <w:hyperlink w:anchor="_Toc242225117" w:history="1">
+      <w:hyperlink w:anchor="_Toc242225946" w:history="1">
         <w:r>
           <w:rPr>
             <w:rStyle w:val="Hyperlink"/>
@@ -890,7 +887,7 @@
             <w:noProof/>
             <w:webHidden/>
           </w:rPr>
-          <w:instrText xml:space="preserve"> PAGEREF _Toc242225117 \h </w:instrText>
+          <w:instrText xml:space="preserve"> PAGEREF _Toc242225946 \h </w:instrText>
         </w:r>
         <w:r>
           <w:rPr>
@@ -934,7 +931,7 @@
           <w:sz w:val="22"/>
         </w:rPr>
       </w:pPr>
-      <w:hyperlink w:anchor="_Toc242225118" w:history="1">
+      <w:hyperlink w:anchor="_Toc242225947" w:history="1">
         <w:r>
           <w:rPr>
             <w:rStyle w:val="Hyperlink"/>
@@ -962,7 +959,7 @@
             <w:noProof/>
             <w:webHidden/>
           </w:rPr>
-          <w:instrText xml:space="preserve"> PAGEREF _Toc242225118 \h </w:instrText>
+          <w:instrText xml:space="preserve"> PAGEREF _Toc242225947 \h </w:instrText>
         </w:r>
         <w:r>
           <w:rPr>
@@ -1006,7 +1003,7 @@
           <w:sz w:val="22"/>
         </w:rPr>
       </w:pPr>
-      <w:hyperlink w:anchor="_Toc242225119" w:history="1">
+      <w:hyperlink w:anchor="_Toc242225948" w:history="1">
         <w:r>
           <w:rPr>
             <w:rStyle w:val="Hyperlink"/>
@@ -1034,7 +1031,7 @@
             <w:noProof/>
             <w:webHidden/>
           </w:rPr>
-          <w:instrText xml:space="preserve"> PAGEREF _Toc242225119 \h </w:instrText>
+          <w:instrText xml:space="preserve"> PAGEREF _Toc242225948 \h </w:instrText>
         </w:r>
         <w:r>
           <w:rPr>
@@ -1078,7 +1075,7 @@
           <w:sz w:val="22"/>
         </w:rPr>
       </w:pPr>
-      <w:hyperlink w:anchor="_Toc242225120" w:history="1">
+      <w:hyperlink w:anchor="_Toc242225949" w:history="1">
         <w:r>
           <w:rPr>
             <w:rStyle w:val="Hyperlink"/>
@@ -1106,7 +1103,7 @@
             <w:noProof/>
             <w:webHidden/>
           </w:rPr>
-          <w:instrText xml:space="preserve"> PAGEREF _Toc242225120 \h </w:instrText>
+          <w:instrText xml:space="preserve"> PAGEREF _Toc242225949 \h </w:instrText>
         </w:r>
         <w:r>
           <w:rPr>
@@ -1150,7 +1147,7 @@
           <w:sz w:val="22"/>
         </w:rPr>
       </w:pPr>
-      <w:hyperlink w:anchor="_Toc242225121" w:history="1">
+      <w:hyperlink w:anchor="_Toc242225950" w:history="1">
         <w:r>
           <w:rPr>
             <w:rStyle w:val="Hyperlink"/>
@@ -1178,7 +1175,7 @@
             <w:noProof/>
             <w:webHidden/>
           </w:rPr>
-          <w:instrText xml:space="preserve"> PAGEREF _Toc242225121 \h </w:instrText>
+          <w:instrText xml:space="preserve"> PAGEREF _Toc242225950 \h </w:instrText>
         </w:r>
         <w:r>
           <w:rPr>
@@ -1222,7 +1219,7 @@
           <w:sz w:val="22"/>
         </w:rPr>
       </w:pPr>
-      <w:hyperlink w:anchor="_Toc242225122" w:history="1">
+      <w:hyperlink w:anchor="_Toc242225951" w:history="1">
         <w:r>
           <w:rPr>
             <w:rStyle w:val="Hyperlink"/>
@@ -1250,7 +1247,7 @@
             <w:noProof/>
             <w:webHidden/>
           </w:rPr>
-          <w:instrText xml:space="preserve"> PAGEREF _Toc242225122 \h </w:instrText>
+          <w:instrText xml:space="preserve"> PAGEREF _Toc242225951 \h </w:instrText>
         </w:r>
         <w:r>
           <w:rPr>
@@ -1294,7 +1291,7 @@
           <w:sz w:val="22"/>
         </w:rPr>
       </w:pPr>
-      <w:hyperlink w:anchor="_Toc242225123" w:history="1">
+      <w:hyperlink w:anchor="_Toc242225952" w:history="1">
         <w:r>
           <w:rPr>
             <w:rStyle w:val="Hyperlink"/>
@@ -1322,7 +1319,7 @@
             <w:noProof/>
             <w:webHidden/>
           </w:rPr>
-          <w:instrText xml:space="preserve"> PAGEREF _Toc242225123 \h </w:instrText>
+          <w:instrText xml:space="preserve"> PAGEREF _Toc242225952 \h </w:instrText>
         </w:r>
         <w:r>
           <w:rPr>
@@ -1366,7 +1363,7 @@
           <w:sz w:val="22"/>
         </w:rPr>
       </w:pPr>
-      <w:hyperlink w:anchor="_Toc242225124" w:history="1">
+      <w:hyperlink w:anchor="_Toc242225953" w:history="1">
         <w:r>
           <w:rPr>
             <w:rStyle w:val="Hyperlink"/>
@@ -1394,7 +1391,7 @@
             <w:noProof/>
             <w:webHidden/>
           </w:rPr>
-          <w:instrText xml:space="preserve"> PAGEREF _Toc242225124 \h </w:instrText>
+          <w:instrText xml:space="preserve"> PAGEREF _Toc242225953 \h </w:instrText>
         </w:r>
         <w:r>
           <w:rPr>
@@ -1438,7 +1435,7 @@
           <w:sz w:val="22"/>
         </w:rPr>
       </w:pPr>
-      <w:hyperlink w:anchor="_Toc242225125" w:history="1">
+      <w:hyperlink w:anchor="_Toc242225954" w:history="1">
         <w:r>
           <w:rPr>
             <w:rStyle w:val="Hyperlink"/>
@@ -1466,7 +1463,7 @@
             <w:noProof/>
             <w:webHidden/>
           </w:rPr>
-          <w:instrText xml:space="preserve"> PAGEREF _Toc242225125 \h </w:instrText>
+          <w:instrText xml:space="preserve"> PAGEREF _Toc242225954 \h </w:instrText>
         </w:r>
         <w:r>
           <w:rPr>
@@ -1510,7 +1507,7 @@
           <w:sz w:val="22"/>
         </w:rPr>
       </w:pPr>
-      <w:hyperlink w:anchor="_Toc242225126" w:history="1">
+      <w:hyperlink w:anchor="_Toc242225955" w:history="1">
         <w:r>
           <w:rPr>
             <w:rStyle w:val="Hyperlink"/>
@@ -1538,7 +1535,7 @@
             <w:noProof/>
             <w:webHidden/>
           </w:rPr>
-          <w:instrText xml:space="preserve"> PAGEREF _Toc242225126 \h </w:instrText>
+          <w:instrText xml:space="preserve"> PAGEREF _Toc242225955 \h </w:instrText>
         </w:r>
         <w:r>
           <w:rPr>
@@ -1582,7 +1579,7 @@
           <w:sz w:val="22"/>
         </w:rPr>
       </w:pPr>
-      <w:hyperlink w:anchor="_Toc242225127" w:history="1">
+      <w:hyperlink w:anchor="_Toc242225956" w:history="1">
         <w:r>
           <w:rPr>
             <w:rStyle w:val="Hyperlink"/>
@@ -1610,7 +1607,7 @@
             <w:noProof/>
             <w:webHidden/>
           </w:rPr>
-          <w:instrText xml:space="preserve"> PAGEREF _Toc242225127 \h </w:instrText>
+          <w:instrText xml:space="preserve"> PAGEREF _Toc242225956 \h </w:instrText>
         </w:r>
         <w:r>
           <w:rPr>
@@ -1654,7 +1651,7 @@
           <w:sz w:val="22"/>
         </w:rPr>
       </w:pPr>
-      <w:hyperlink w:anchor="_Toc242225128" w:history="1">
+      <w:hyperlink w:anchor="_Toc242225957" w:history="1">
         <w:r>
           <w:rPr>
             <w:rStyle w:val="Hyperlink"/>
@@ -1682,7 +1679,7 @@
             <w:noProof/>
             <w:webHidden/>
           </w:rPr>
-          <w:instrText xml:space="preserve"> PAGEREF _Toc242225128 \h </w:instrText>
+          <w:instrText xml:space="preserve"> PAGEREF _Toc242225957 \h </w:instrText>
         </w:r>
         <w:r>
           <w:rPr>
@@ -1726,7 +1723,7 @@
           <w:sz w:val="22"/>
         </w:rPr>
       </w:pPr>
-      <w:hyperlink w:anchor="_Toc242225129" w:history="1">
+      <w:hyperlink w:anchor="_Toc242225958" w:history="1">
         <w:r>
           <w:rPr>
             <w:rStyle w:val="Hyperlink"/>
@@ -1754,7 +1751,7 @@
             <w:noProof/>
             <w:webHidden/>
           </w:rPr>
-          <w:instrText xml:space="preserve"> PAGEREF _Toc242225129 \h </w:instrText>
+          <w:instrText xml:space="preserve"> PAGEREF _Toc242225958 \h </w:instrText>
         </w:r>
         <w:r>
           <w:rPr>
@@ -1798,7 +1795,7 @@
           <w:sz w:val="22"/>
         </w:rPr>
       </w:pPr>
-      <w:hyperlink w:anchor="_Toc242225130" w:history="1">
+      <w:hyperlink w:anchor="_Toc242225959" w:history="1">
         <w:r>
           <w:rPr>
             <w:rStyle w:val="Hyperlink"/>
@@ -1826,7 +1823,7 @@
             <w:noProof/>
             <w:webHidden/>
           </w:rPr>
-          <w:instrText xml:space="preserve"> PAGEREF _Toc242225130 \h </w:instrText>
+          <w:instrText xml:space="preserve"> PAGEREF _Toc242225959 \h </w:instrText>
         </w:r>
         <w:r>
           <w:rPr>
@@ -1870,7 +1867,7 @@
           <w:sz w:val="22"/>
         </w:rPr>
       </w:pPr>
-      <w:hyperlink w:anchor="_Toc242225131" w:history="1">
+      <w:hyperlink w:anchor="_Toc242225960" w:history="1">
         <w:r>
           <w:rPr>
             <w:rStyle w:val="Hyperlink"/>
@@ -1898,7 +1895,7 @@
             <w:noProof/>
             <w:webHidden/>
           </w:rPr>
-          <w:instrText xml:space="preserve"> PAGEREF _Toc242225131 \h </w:instrText>
+          <w:instrText xml:space="preserve"> PAGEREF _Toc242225960 \h </w:instrText>
         </w:r>
         <w:r>
           <w:rPr>
@@ -1942,7 +1939,7 @@
           <w:sz w:val="22"/>
         </w:rPr>
       </w:pPr>
-      <w:hyperlink w:anchor="_Toc242225132" w:history="1">
+      <w:hyperlink w:anchor="_Toc242225961" w:history="1">
         <w:r>
           <w:rPr>
             <w:rStyle w:val="Hyperlink"/>
@@ -1970,7 +1967,7 @@
             <w:noProof/>
             <w:webHidden/>
           </w:rPr>
-          <w:instrText xml:space="preserve"> PAGEREF _Toc242225132 \h </w:instrText>
+          <w:instrText xml:space="preserve"> PAGEREF _Toc242225961 \h </w:instrText>
         </w:r>
         <w:r>
           <w:rPr>
@@ -2014,7 +2011,7 @@
           <w:sz w:val="22"/>
         </w:rPr>
       </w:pPr>
-      <w:hyperlink w:anchor="_Toc242225133" w:history="1">
+      <w:hyperlink w:anchor="_Toc242225962" w:history="1">
         <w:r>
           <w:rPr>
             <w:rStyle w:val="Hyperlink"/>
@@ -2042,7 +2039,7 @@
             <w:noProof/>
             <w:webHidden/>
           </w:rPr>
-          <w:instrText xml:space="preserve"> PAGEREF _Toc242225133 \h </w:instrText>
+          <w:instrText xml:space="preserve"> PAGEREF _Toc242225962 \h </w:instrText>
         </w:r>
         <w:r>
           <w:rPr>
@@ -2086,7 +2083,7 @@
           <w:sz w:val="22"/>
         </w:rPr>
       </w:pPr>
-      <w:hyperlink w:anchor="_Toc242225134" w:history="1">
+      <w:hyperlink w:anchor="_Toc242225963" w:history="1">
         <w:r>
           <w:rPr>
             <w:rStyle w:val="Hyperlink"/>
@@ -2114,7 +2111,7 @@
             <w:noProof/>
             <w:webHidden/>
           </w:rPr>
-          <w:instrText xml:space="preserve"> PAGEREF _Toc242225134 \h </w:instrText>
+          <w:instrText xml:space="preserve"> PAGEREF _Toc242225963 \h </w:instrText>
         </w:r>
         <w:r>
           <w:rPr>
@@ -2158,7 +2155,7 @@
           <w:sz w:val="22"/>
         </w:rPr>
       </w:pPr>
-      <w:hyperlink w:anchor="_Toc242225135" w:history="1">
+      <w:hyperlink w:anchor="_Toc242225964" w:history="1">
         <w:r>
           <w:rPr>
             <w:rStyle w:val="Hyperlink"/>
@@ -2186,7 +2183,7 @@
             <w:noProof/>
             <w:webHidden/>
           </w:rPr>
-          <w:instrText xml:space="preserve"> PAGEREF _Toc242225135 \h </w:instrText>
+          <w:instrText xml:space="preserve"> PAGEREF _Toc242225964 \h </w:instrText>
         </w:r>
         <w:r>
           <w:rPr>
@@ -2230,7 +2227,7 @@
           <w:sz w:val="22"/>
         </w:rPr>
       </w:pPr>
-      <w:hyperlink w:anchor="_Toc242225136" w:history="1">
+      <w:hyperlink w:anchor="_Toc242225965" w:history="1">
         <w:r>
           <w:rPr>
             <w:rStyle w:val="Hyperlink"/>
@@ -2258,7 +2255,7 @@
             <w:noProof/>
             <w:webHidden/>
           </w:rPr>
-          <w:instrText xml:space="preserve"> PAGEREF _Toc242225136 \h </w:instrText>
+          <w:instrText xml:space="preserve"> PAGEREF _Toc242225965 \h </w:instrText>
         </w:r>
         <w:r>
           <w:rPr>
@@ -2302,7 +2299,7 @@
           <w:sz w:val="22"/>
         </w:rPr>
       </w:pPr>
-      <w:hyperlink w:anchor="_Toc242225137" w:history="1">
+      <w:hyperlink w:anchor="_Toc242225966" w:history="1">
         <w:r>
           <w:rPr>
             <w:rStyle w:val="Hyperlink"/>
@@ -2330,7 +2327,7 @@
             <w:noProof/>
             <w:webHidden/>
           </w:rPr>
-          <w:instrText xml:space="preserve"> PAGEREF _Toc242225137 \h </w:instrText>
+          <w:instrText xml:space="preserve"> PAGEREF _Toc242225966 \h </w:instrText>
         </w:r>
         <w:r>
           <w:rPr>
@@ -2374,7 +2371,7 @@
           <w:sz w:val="22"/>
         </w:rPr>
       </w:pPr>
-      <w:hyperlink w:anchor="_Toc242225138" w:history="1">
+      <w:hyperlink w:anchor="_Toc242225967" w:history="1">
         <w:r>
           <w:rPr>
             <w:rStyle w:val="Hyperlink"/>
@@ -2402,7 +2399,7 @@
             <w:noProof/>
             <w:webHidden/>
           </w:rPr>
-          <w:instrText xml:space="preserve"> PAGEREF _Toc242225138 \h </w:instrText>
+          <w:instrText xml:space="preserve"> PAGEREF _Toc242225967 \h </w:instrText>
         </w:r>
         <w:r>
           <w:rPr>
@@ -2446,7 +2443,7 @@
           <w:sz w:val="22"/>
         </w:rPr>
       </w:pPr>
-      <w:hyperlink w:anchor="_Toc242225139" w:history="1">
+      <w:hyperlink w:anchor="_Toc242225968" w:history="1">
         <w:r>
           <w:rPr>
             <w:rStyle w:val="Hyperlink"/>
@@ -2474,7 +2471,7 @@
             <w:noProof/>
             <w:webHidden/>
           </w:rPr>
-          <w:instrText xml:space="preserve"> PAGEREF _Toc242225139 \h </w:instrText>
+          <w:instrText xml:space="preserve"> PAGEREF _Toc242225968 \h </w:instrText>
         </w:r>
         <w:r>
           <w:rPr>
@@ -2518,7 +2515,7 @@
           <w:sz w:val="22"/>
         </w:rPr>
       </w:pPr>
-      <w:hyperlink w:anchor="_Toc242225140" w:history="1">
+      <w:hyperlink w:anchor="_Toc242225969" w:history="1">
         <w:r>
           <w:rPr>
             <w:rStyle w:val="Hyperlink"/>
@@ -2546,7 +2543,7 @@
             <w:noProof/>
             <w:webHidden/>
           </w:rPr>
-          <w:instrText xml:space="preserve"> PAGEREF _Toc242225140 \h </w:instrText>
+          <w:instrText xml:space="preserve"> PAGEREF _Toc242225969 \h </w:instrText>
         </w:r>
         <w:r>
           <w:rPr>
@@ -2590,7 +2587,7 @@
           <w:sz w:val="22"/>
         </w:rPr>
       </w:pPr>
-      <w:hyperlink w:anchor="_Toc242225141" w:history="1">
+      <w:hyperlink w:anchor="_Toc242225970" w:history="1">
         <w:r>
           <w:rPr>
             <w:rStyle w:val="Hyperlink"/>
@@ -2618,7 +2615,7 @@
             <w:noProof/>
             <w:webHidden/>
           </w:rPr>
-          <w:instrText xml:space="preserve"> PAGEREF _Toc242225141 \h </w:instrText>
+          <w:instrText xml:space="preserve"> PAGEREF _Toc242225970 \h </w:instrText>
         </w:r>
         <w:r>
           <w:rPr>
@@ -2662,7 +2659,7 @@
           <w:sz w:val="22"/>
         </w:rPr>
       </w:pPr>
-      <w:hyperlink w:anchor="_Toc242225142" w:history="1">
+      <w:hyperlink w:anchor="_Toc242225971" w:history="1">
         <w:r>
           <w:rPr>
             <w:rStyle w:val="Hyperlink"/>
@@ -2690,7 +2687,7 @@
             <w:noProof/>
             <w:webHidden/>
           </w:rPr>
-          <w:instrText xml:space="preserve"> PAGEREF _Toc242225142 \h </w:instrText>
+          <w:instrText xml:space="preserve"> PAGEREF _Toc242225971 \h </w:instrText>
         </w:r>
         <w:r>
           <w:rPr>
@@ -2734,7 +2731,7 @@
           <w:sz w:val="22"/>
         </w:rPr>
       </w:pPr>
-      <w:hyperlink w:anchor="_Toc242225143" w:history="1">
+      <w:hyperlink w:anchor="_Toc242225972" w:history="1">
         <w:r>
           <w:rPr>
             <w:rStyle w:val="Hyperlink"/>
@@ -2762,7 +2759,7 @@
             <w:noProof/>
             <w:webHidden/>
           </w:rPr>
-          <w:instrText xml:space="preserve"> PAGEREF _Toc242225143 \h </w:instrText>
+          <w:instrText xml:space="preserve"> PAGEREF _Toc242225972 \h </w:instrText>
         </w:r>
         <w:r>
           <w:rPr>
@@ -2806,7 +2803,7 @@
           <w:sz w:val="22"/>
         </w:rPr>
       </w:pPr>
-      <w:hyperlink w:anchor="_Toc242225144" w:history="1">
+      <w:hyperlink w:anchor="_Toc242225973" w:history="1">
         <w:r>
           <w:rPr>
             <w:rStyle w:val="Hyperlink"/>
@@ -2834,7 +2831,7 @@
             <w:noProof/>
             <w:webHidden/>
           </w:rPr>
-          <w:instrText xml:space="preserve"> PAGEREF _Toc242225144 \h </w:instrText>
+          <w:instrText xml:space="preserve"> PAGEREF _Toc242225973 \h </w:instrText>
         </w:r>
         <w:r>
           <w:rPr>
@@ -2878,7 +2875,7 @@
           <w:sz w:val="22"/>
         </w:rPr>
       </w:pPr>
-      <w:hyperlink w:anchor="_Toc242225145" w:history="1">
+      <w:hyperlink w:anchor="_Toc242225974" w:history="1">
         <w:r>
           <w:rPr>
             <w:rStyle w:val="Hyperlink"/>
@@ -2906,7 +2903,7 @@
             <w:noProof/>
             <w:webHidden/>
           </w:rPr>
-          <w:instrText xml:space="preserve"> PAGEREF _Toc242225145 \h </w:instrText>
+          <w:instrText xml:space="preserve"> PAGEREF _Toc242225974 \h </w:instrText>
         </w:r>
         <w:r>
           <w:rPr>
@@ -2950,7 +2947,7 @@
           <w:sz w:val="22"/>
         </w:rPr>
       </w:pPr>
-      <w:hyperlink w:anchor="_Toc242225146" w:history="1">
+      <w:hyperlink w:anchor="_Toc242225975" w:history="1">
         <w:r>
           <w:rPr>
             <w:rStyle w:val="Hyperlink"/>
@@ -2978,7 +2975,7 @@
             <w:noProof/>
             <w:webHidden/>
           </w:rPr>
-          <w:instrText xml:space="preserve"> PAGEREF _Toc242225146 \h </w:instrText>
+          <w:instrText xml:space="preserve"> PAGEREF _Toc242225975 \h </w:instrText>
         </w:r>
         <w:r>
           <w:rPr>
@@ -3022,7 +3019,7 @@
           <w:sz w:val="22"/>
         </w:rPr>
       </w:pPr>
-      <w:hyperlink w:anchor="_Toc242225147" w:history="1">
+      <w:hyperlink w:anchor="_Toc242225976" w:history="1">
         <w:r>
           <w:rPr>
             <w:rStyle w:val="Hyperlink"/>
@@ -3050,7 +3047,7 @@
             <w:noProof/>
             <w:webHidden/>
           </w:rPr>
-          <w:instrText xml:space="preserve"> PAGEREF _Toc242225147 \h </w:instrText>
+          <w:instrText xml:space="preserve"> PAGEREF _Toc242225976 \h </w:instrText>
         </w:r>
         <w:r>
           <w:rPr>
@@ -3094,7 +3091,7 @@
           <w:sz w:val="22"/>
         </w:rPr>
       </w:pPr>
-      <w:hyperlink w:anchor="_Toc242225148" w:history="1">
+      <w:hyperlink w:anchor="_Toc242225977" w:history="1">
         <w:r>
           <w:rPr>
             <w:rStyle w:val="Hyperlink"/>
@@ -3122,7 +3119,7 @@
             <w:noProof/>
             <w:webHidden/>
           </w:rPr>
-          <w:instrText xml:space="preserve"> PAGEREF _Toc242225148 \h </w:instrText>
+          <w:instrText xml:space="preserve"> PAGEREF _Toc242225977 \h </w:instrText>
         </w:r>
         <w:r>
           <w:rPr>
@@ -3166,7 +3163,7 @@
           <w:sz w:val="22"/>
         </w:rPr>
       </w:pPr>
-      <w:hyperlink w:anchor="_Toc242225149" w:history="1">
+      <w:hyperlink w:anchor="_Toc242225978" w:history="1">
         <w:r>
           <w:rPr>
             <w:rStyle w:val="Hyperlink"/>
@@ -3194,7 +3191,7 @@
             <w:noProof/>
             <w:webHidden/>
           </w:rPr>
-          <w:instrText xml:space="preserve"> PAGEREF _Toc242225149 \h </w:instrText>
+          <w:instrText xml:space="preserve"> PAGEREF _Toc242225978 \h </w:instrText>
         </w:r>
         <w:r>
           <w:rPr>
@@ -3238,7 +3235,7 @@
           <w:sz w:val="22"/>
         </w:rPr>
       </w:pPr>
-      <w:hyperlink w:anchor="_Toc242225150" w:history="1">
+      <w:hyperlink w:anchor="_Toc242225979" w:history="1">
         <w:r>
           <w:rPr>
             <w:rStyle w:val="Hyperlink"/>
@@ -3266,7 +3263,7 @@
             <w:noProof/>
             <w:webHidden/>
           </w:rPr>
-          <w:instrText xml:space="preserve"> PAGEREF _Toc242225150 \h </w:instrText>
+          <w:instrText xml:space="preserve"> PAGEREF _Toc242225979 \h </w:instrText>
         </w:r>
         <w:r>
           <w:rPr>
@@ -3310,7 +3307,7 @@
           <w:sz w:val="22"/>
         </w:rPr>
       </w:pPr>
-      <w:hyperlink w:anchor="_Toc242225151" w:history="1">
+      <w:hyperlink w:anchor="_Toc242225980" w:history="1">
         <w:r>
           <w:rPr>
             <w:rStyle w:val="Hyperlink"/>
@@ -3338,7 +3335,7 @@
             <w:noProof/>
             <w:webHidden/>
           </w:rPr>
-          <w:instrText xml:space="preserve"> PAGEREF _Toc242225151 \h </w:instrText>
+          <w:instrText xml:space="preserve"> PAGEREF _Toc242225980 \h </w:instrText>
         </w:r>
         <w:r>
           <w:rPr>
@@ -3382,7 +3379,7 @@
           <w:sz w:val="22"/>
         </w:rPr>
       </w:pPr>
-      <w:hyperlink w:anchor="_Toc242225152" w:history="1">
+      <w:hyperlink w:anchor="_Toc242225981" w:history="1">
         <w:r>
           <w:rPr>
             <w:rStyle w:val="Hyperlink"/>
@@ -3410,7 +3407,7 @@
             <w:noProof/>
             <w:webHidden/>
           </w:rPr>
-          <w:instrText xml:space="preserve"> PAGEREF _Toc242225152 \h </w:instrText>
+          <w:instrText xml:space="preserve"> PAGEREF _Toc242225981 \h </w:instrText>
         </w:r>
         <w:r>
           <w:rPr>
@@ -3454,7 +3451,7 @@
           <w:sz w:val="22"/>
         </w:rPr>
       </w:pPr>
-      <w:hyperlink w:anchor="_Toc242225153" w:history="1">
+      <w:hyperlink w:anchor="_Toc242225982" w:history="1">
         <w:r>
           <w:rPr>
             <w:rStyle w:val="Hyperlink"/>
@@ -3482,7 +3479,7 @@
             <w:noProof/>
             <w:webHidden/>
           </w:rPr>
-          <w:instrText xml:space="preserve"> PAGEREF _Toc242225153 \h </w:instrText>
+          <w:instrText xml:space="preserve"> PAGEREF _Toc242225982 \h </w:instrText>
         </w:r>
         <w:r>
           <w:rPr>
@@ -3526,7 +3523,7 @@
           <w:sz w:val="22"/>
         </w:rPr>
       </w:pPr>
-      <w:hyperlink w:anchor="_Toc242225154" w:history="1">
+      <w:hyperlink w:anchor="_Toc242225983" w:history="1">
         <w:r>
           <w:rPr>
             <w:rStyle w:val="Hyperlink"/>
@@ -3554,7 +3551,7 @@
             <w:noProof/>
             <w:webHidden/>
           </w:rPr>
-          <w:instrText xml:space="preserve"> PAGEREF _Toc242225154 \h </w:instrText>
+          <w:instrText xml:space="preserve"> PAGEREF _Toc242225983 \h </w:instrText>
         </w:r>
         <w:r>
           <w:rPr>
@@ -3598,7 +3595,7 @@
           <w:sz w:val="22"/>
         </w:rPr>
       </w:pPr>
-      <w:hyperlink w:anchor="_Toc242225155" w:history="1">
+      <w:hyperlink w:anchor="_Toc242225984" w:history="1">
         <w:r>
           <w:rPr>
             <w:rStyle w:val="Hyperlink"/>
@@ -3626,7 +3623,7 @@
             <w:noProof/>
             <w:webHidden/>
           </w:rPr>
-          <w:instrText xml:space="preserve"> PAGEREF _Toc242225155 \h </w:instrText>
+          <w:instrText xml:space="preserve"> PAGEREF _Toc242225984 \h </w:instrText>
         </w:r>
         <w:r>
           <w:rPr>
@@ -3670,7 +3667,7 @@
           <w:sz w:val="22"/>
         </w:rPr>
       </w:pPr>
-      <w:hyperlink w:anchor="_Toc242225156" w:history="1">
+      <w:hyperlink w:anchor="_Toc242225985" w:history="1">
         <w:r>
           <w:rPr>
             <w:rStyle w:val="Hyperlink"/>
@@ -3698,7 +3695,7 @@
             <w:noProof/>
             <w:webHidden/>
           </w:rPr>
-          <w:instrText xml:space="preserve"> PAGEREF _Toc242225156 \h </w:instrText>
+          <w:instrText xml:space="preserve"> PAGEREF _Toc242225985 \h </w:instrText>
         </w:r>
         <w:r>
           <w:rPr>
@@ -3742,7 +3739,7 @@
           <w:sz w:val="22"/>
         </w:rPr>
       </w:pPr>
-      <w:hyperlink w:anchor="_Toc242225157" w:history="1">
+      <w:hyperlink w:anchor="_Toc242225986" w:history="1">
         <w:r>
           <w:rPr>
             <w:rStyle w:val="Hyperlink"/>
@@ -3770,7 +3767,7 @@
             <w:noProof/>
             <w:webHidden/>
           </w:rPr>
-          <w:instrText xml:space="preserve"> PAGEREF _Toc242225157 \h </w:instrText>
+          <w:instrText xml:space="preserve"> PAGEREF _Toc242225986 \h </w:instrText>
         </w:r>
         <w:r>
           <w:rPr>
@@ -3814,7 +3811,7 @@
           <w:sz w:val="22"/>
         </w:rPr>
       </w:pPr>
-      <w:hyperlink w:anchor="_Toc242225158" w:history="1">
+      <w:hyperlink w:anchor="_Toc242225987" w:history="1">
         <w:r>
           <w:rPr>
             <w:rStyle w:val="Hyperlink"/>
@@ -3842,7 +3839,7 @@
             <w:noProof/>
             <w:webHidden/>
           </w:rPr>
-          <w:instrText xml:space="preserve"> PAGEREF _Toc242225158 \h </w:instrText>
+          <w:instrText xml:space="preserve"> PAGEREF _Toc242225987 \h </w:instrText>
         </w:r>
         <w:r>
           <w:rPr>
@@ -3886,7 +3883,7 @@
           <w:sz w:val="22"/>
         </w:rPr>
       </w:pPr>
-      <w:hyperlink w:anchor="_Toc242225159" w:history="1">
+      <w:hyperlink w:anchor="_Toc242225988" w:history="1">
         <w:r>
           <w:rPr>
             <w:rStyle w:val="Hyperlink"/>
@@ -3914,7 +3911,7 @@
             <w:noProof/>
             <w:webHidden/>
           </w:rPr>
-          <w:instrText xml:space="preserve"> PAGEREF _Toc242225159 \h </w:instrText>
+          <w:instrText xml:space="preserve"> PAGEREF _Toc242225988 \h </w:instrText>
         </w:r>
         <w:r>
           <w:rPr>
@@ -3958,7 +3955,7 @@
           <w:sz w:val="22"/>
         </w:rPr>
       </w:pPr>
-      <w:hyperlink w:anchor="_Toc242225160" w:history="1">
+      <w:hyperlink w:anchor="_Toc242225989" w:history="1">
         <w:r>
           <w:rPr>
             <w:rStyle w:val="Hyperlink"/>
@@ -3986,7 +3983,7 @@
             <w:noProof/>
             <w:webHidden/>
           </w:rPr>
-          <w:instrText xml:space="preserve"> PAGEREF _Toc242225160 \h </w:instrText>
+          <w:instrText xml:space="preserve"> PAGEREF _Toc242225989 \h </w:instrText>
         </w:r>
         <w:r>
           <w:rPr>
@@ -4030,7 +4027,7 @@
           <w:sz w:val="22"/>
         </w:rPr>
       </w:pPr>
-      <w:hyperlink w:anchor="_Toc242225161" w:history="1">
+      <w:hyperlink w:anchor="_Toc242225990" w:history="1">
         <w:r>
           <w:rPr>
             <w:rStyle w:val="Hyperlink"/>
@@ -4058,7 +4055,7 @@
             <w:noProof/>
             <w:webHidden/>
           </w:rPr>
-          <w:instrText xml:space="preserve"> PAGEREF _Toc242225161 \h </w:instrText>
+          <w:instrText xml:space="preserve"> PAGEREF _Toc242225990 \h </w:instrText>
         </w:r>
         <w:r>
           <w:rPr>
@@ -4102,7 +4099,7 @@
           <w:sz w:val="22"/>
         </w:rPr>
       </w:pPr>
-      <w:hyperlink w:anchor="_Toc242225162" w:history="1">
+      <w:hyperlink w:anchor="_Toc242225991" w:history="1">
         <w:r>
           <w:rPr>
             <w:rStyle w:val="Hyperlink"/>
@@ -4130,7 +4127,7 @@
             <w:noProof/>
             <w:webHidden/>
           </w:rPr>
-          <w:instrText xml:space="preserve"> PAGEREF _Toc242225162 \h </w:instrText>
+          <w:instrText xml:space="preserve"> PAGEREF _Toc242225991 \h </w:instrText>
         </w:r>
         <w:r>
           <w:rPr>
@@ -4174,7 +4171,7 @@
           <w:sz w:val="22"/>
         </w:rPr>
       </w:pPr>
-      <w:hyperlink w:anchor="_Toc242225163" w:history="1">
+      <w:hyperlink w:anchor="_Toc242225992" w:history="1">
         <w:r>
           <w:rPr>
             <w:rStyle w:val="Hyperlink"/>
@@ -4202,7 +4199,7 @@
             <w:noProof/>
             <w:webHidden/>
           </w:rPr>
-          <w:instrText xml:space="preserve"> PAGEREF _Toc242225163 \h </w:instrText>
+          <w:instrText xml:space="preserve"> PAGEREF _Toc242225992 \h </w:instrText>
         </w:r>
         <w:r>
           <w:rPr>
@@ -4243,7 +4240,7 @@
         <w:pStyle w:val="Heading1"/>
         <w:pageBreakBefore/>
       </w:pPr>
-      <w:bookmarkStart w:id="1" w:name="_Toc242225107"/>
+      <w:bookmarkStart w:id="1" w:name="_Toc242225936"/>
       <w:r>
         <w:lastRenderedPageBreak/>
         <w:t>CHƯƠNG 1 — GIỚI THIỆU</w:t>
@@ -4254,7 +4251,7 @@
       <w:pPr>
         <w:pStyle w:val="Heading2"/>
       </w:pPr>
-      <w:bookmarkStart w:id="2" w:name="_Toc242225108"/>
+      <w:bookmarkStart w:id="2" w:name="_Toc242225937"/>
       <w:r>
         <w:t>1.1 Lý do chọn đề tài</w:t>
       </w:r>
@@ -4262,17 +4259,14 @@
     </w:p>
     <w:p>
       <w:r>
-        <w:t>Kiến thức về tứ giác thường được trình bày thành các định nghĩa, tính chất và dấu hiệu nhận biết riêng lẻ. Khi xét hình vuông, người học cần liên hệ đồng th</w:t>
+        <w:t>Kiến thức về tứ giác thường được trình bày thành các định nghĩa, tính chất và dấu hiệu nhận biết riêng lẻ. Khi xét hình vuông, người học cần liên hệ đồng thời với hình chữ nhật, hình thoi và hình bình hành. Đề tài dùng một đồ thị tri thức nhỏ để lưu các liên hệ này thành dữ liệu có thể truy vấn, quan sát và giải thích.</w:t>
       </w:r>
-      <w:r>
-        <w:t>ời với hình chữ nhật, hình thoi và hình bình hành. Đề tài dùng một đồ thị tri thức nhỏ để lưu các liên hệ này thành dữ liệu có thể truy vấn, quan sát và giải thích.</w:t>
-      </w:r>
     </w:p>
     <w:p>
       <w:pPr>
         <w:pStyle w:val="Heading2"/>
       </w:pPr>
-      <w:bookmarkStart w:id="3" w:name="_Toc242225109"/>
+      <w:bookmarkStart w:id="3" w:name="_Toc242225938"/>
       <w:r>
         <w:t>1.2 Mục tiêu</w:t>
       </w:r>
@@ -4280,17 +4274,14 @@
     </w:p>
     <w:p>
       <w:r>
-        <w:t>Mục tiêu chính là mô hình hoá bảy loại tứ giác bằng Neo4j, truy vấn bằng Cyphe</w:t>
+        <w:t>Mục tiêu chính là mô hình hoá bảy loại tứ giác bằng Neo4j, truy vấn bằng Cypher và xây dựng giao diện tiếng Việt phục vụ demo môn NoSQL. Hệ thống phải tìm được tính chất kế thừa, lớp cha, lớp tổ tiên, các tính chất chung và đường đi giải thích nguồn gốc một tính chất.</w:t>
       </w:r>
-      <w:r>
-        <w:t>r và xây dựng giao diện tiếng Việt phục vụ demo môn NoSQL. Hệ thống phải tìm được tính chất kế thừa, lớp cha, lớp tổ tiên, các tính chất chung và đường đi giải thích nguồn gốc một tính chất.</w:t>
-      </w:r>
     </w:p>
     <w:p>
       <w:pPr>
         <w:pStyle w:val="Heading2"/>
       </w:pPr>
-      <w:bookmarkStart w:id="4" w:name="_Toc242225110"/>
+      <w:bookmarkStart w:id="4" w:name="_Toc242225939"/>
       <w:r>
         <w:t>1.3 Phạm vi</w:t>
       </w:r>
@@ -4298,17 +4289,14 @@
     </w:p>
     <w:p>
       <w:r>
-        <w:t>Chỉ xét tứ giác lồi, không suy biến trong hình học ph</w:t>
+        <w:t>Chỉ xét tứ giác lồi, không suy biến trong hình học phẳng. Dataset gồm Tứ giác, Hình thang, Hình thang cân, Hình bình hành, Hình chữ nhật, Hình thoi và Hình vuông. Ứng dụng lưu kiến thức về loại hình, không lưu các hình có toạ độ và không tự đo cạnh hoặc góc từ ảnh.</w:t>
       </w:r>
-      <w:r>
-        <w:t>ẳng. Dataset gồm Tứ giác, Hình thang, Hình thang cân, Hình bình hành, Hình chữ nhật, Hình thoi và Hình vuông. Ứng dụng lưu kiến thức về loại hình, không lưu các hình có toạ độ và không tự đo cạnh hoặc góc từ ảnh.</w:t>
-      </w:r>
     </w:p>
     <w:p>
       <w:pPr>
         <w:pStyle w:val="Heading2"/>
       </w:pPr>
-      <w:bookmarkStart w:id="5" w:name="_Toc242225111"/>
+      <w:bookmarkStart w:id="5" w:name="_Toc242225940"/>
       <w:r>
         <w:t>1.4 Kết quả cần đạt</w:t>
       </w:r>
@@ -4316,13 +4304,7 @@
     </w:p>
     <w:p>
       <w:r>
-        <w:t>Bài nộp gồm báo cáo tổn</w:t>
-      </w:r>
-      <w:r>
-        <w:t>g quan, Data + Source App và hướng dẫn sử dụng có ảnh kết quả thật. Phiên bản đã nghiệm thu có database quadrilateral, dataset quadrilateral-v1, backend Flask, sáu trang web, 15 truy vấn demo và các báo cáo kiểm thử. Việc công bố link GitHub sẽ thực hiện s</w:t>
-      </w:r>
-      <w:r>
-        <w:t>au kiểm tra secret ở Phase 7.</w:t>
+        <w:t>Bài nộp gồm báo cáo tổng quan, Data + Source App và hướng dẫn sử dụng có ảnh kết quả thật. Phiên bản đã nghiệm thu có database quadrilateral, dataset quadrilateral-v1, backend Flask, sáu trang web, 15 truy vấn demo và các báo cáo kiểm thử. Data + Source App được lưu tại GitHub: https://github.com/phi1411/neo4j.</w:t>
       </w:r>
     </w:p>
     <w:p>
@@ -4330,7 +4312,7 @@
         <w:pStyle w:val="Heading1"/>
         <w:pageBreakBefore/>
       </w:pPr>
-      <w:bookmarkStart w:id="6" w:name="_Toc242225112"/>
+      <w:bookmarkStart w:id="6" w:name="_Toc242225941"/>
       <w:r>
         <w:lastRenderedPageBreak/>
         <w:t>CHƯƠNG 2 — CƠ SỞ LÝ THUYẾT</w:t>
@@ -4341,7 +4323,7 @@
       <w:pPr>
         <w:pStyle w:val="Heading2"/>
       </w:pPr>
-      <w:bookmarkStart w:id="7" w:name="_Toc242225113"/>
+      <w:bookmarkStart w:id="7" w:name="_Toc242225942"/>
       <w:r>
         <w:t>2.1 NoSQL</w:t>
       </w:r>
@@ -4349,17 +4331,14 @@
     </w:p>
     <w:p>
       <w:r>
-        <w:t xml:space="preserve">NoSQL bao gồm nhiều mô hình lưu trữ như document, key-value, wide-column và graph. Trong đề tài này, lựa chọn mô hình graph xuất phát từ nhu cầu đi qua các quan hệ phân loại và chia sẻ </w:t>
+        <w:t>NoSQL bao gồm nhiều mô hình lưu trữ như document, key-value, wide-column và graph. Trong đề tài này, lựa chọn mô hình graph xuất phát từ nhu cầu đi qua các quan hệ phân loại và chia sẻ tính chất; không xuất phát từ kích thước dữ liệu lớn.</w:t>
       </w:r>
-      <w:r>
-        <w:t>tính chất; không xuất phát từ kích thước dữ liệu lớn.</w:t>
-      </w:r>
     </w:p>
     <w:p>
       <w:pPr>
         <w:pStyle w:val="Heading2"/>
       </w:pPr>
-      <w:bookmarkStart w:id="8" w:name="_Toc242225114"/>
+      <w:bookmarkStart w:id="8" w:name="_Toc242225943"/>
       <w:r>
         <w:t>2.2 Graph Database</w:t>
       </w:r>
@@ -4367,17 +4346,14 @@
     </w:p>
     <w:p>
       <w:r>
-        <w:t>Graph database biểu diễn các thực thể bằng node và các liên hệ bằng relationship. Một đường đi có thể chứa nhiều relationship liên tiếp, giúp truy vấn lớp tổ tiên hoặc lân cận mà khôn</w:t>
+        <w:t>Graph database biểu diễn các thực thể bằng node và các liên hệ bằng relationship. Một đường đi có thể chứa nhiều relationship liên tiếp, giúp truy vấn lớp tổ tiên hoặc lân cận mà không cần cố định số cấp trong dữ liệu.</w:t>
       </w:r>
-      <w:r>
-        <w:t>g cần cố định số cấp trong dữ liệu.</w:t>
-      </w:r>
     </w:p>
     <w:p>
       <w:pPr>
         <w:pStyle w:val="Heading2"/>
       </w:pPr>
-      <w:bookmarkStart w:id="9" w:name="_Toc242225115"/>
+      <w:bookmarkStart w:id="9" w:name="_Toc242225944"/>
       <w:r>
         <w:t>2.3 Neo4j</w:t>
       </w:r>
@@ -4385,17 +4361,14 @@
     </w:p>
     <w:p>
       <w:r>
-        <w:t>Neo4j sử dụng property graph: node và relationship có thể mang thuộc tính; node có label, relationship có type và hướng. Project đã chạy trên Neo4j Enterprise 2026.09.0. Các thao tác đọc dùng Neo4j Python Drive</w:t>
+        <w:t>Neo4j sử dụng property graph: node và relationship có thể mang thuộc tính; node có label, relationship có type và hướng. Project đã chạy trên Neo4j Enterprise 2026.09.0. Các thao tác đọc dùng Neo4j Python Driver; các script Cypher đảm nhiệm schema, seed và kiểm tra dữ liệu.</w:t>
       </w:r>
-      <w:r>
-        <w:t>r; các script Cypher đảm nhiệm schema, seed và kiểm tra dữ liệu.</w:t>
-      </w:r>
     </w:p>
     <w:p>
       <w:pPr>
         <w:pStyle w:val="Heading2"/>
       </w:pPr>
-      <w:bookmarkStart w:id="10" w:name="_Toc242225116"/>
+      <w:bookmarkStart w:id="10" w:name="_Toc242225945"/>
       <w:r>
         <w:t>2.4 Node</w:t>
       </w:r>
@@ -4410,12 +4383,9 @@
       <w:pPr>
         <w:pStyle w:val="Heading2"/>
       </w:pPr>
-      <w:bookmarkStart w:id="11" w:name="_Toc242225117"/>
+      <w:bookmarkStart w:id="11" w:name="_Toc242225946"/>
       <w:r>
-        <w:t>2.5 Relationshi</w:t>
-      </w:r>
-      <w:r>
-        <w:t>p</w:t>
+        <w:t>2.5 Relationship</w:t>
       </w:r>
       <w:bookmarkEnd w:id="11"/>
     </w:p>
@@ -4428,7 +4398,7 @@
       <w:pPr>
         <w:pStyle w:val="Heading2"/>
       </w:pPr>
-      <w:bookmarkStart w:id="12" w:name="_Toc242225118"/>
+      <w:bookmarkStart w:id="12" w:name="_Toc242225947"/>
       <w:r>
         <w:t>2.6 Property</w:t>
       </w:r>
@@ -4436,17 +4406,14 @@
     </w:p>
     <w:p>
       <w:r>
-        <w:t>Thuộc tính lưu trên node như id, nam</w:t>
+        <w:t>Thuộc tính lưu trên node như id, name, definition, dataset là các cặp khoá–giá trị. Cần phân biệt cơ chế property của Neo4j với label Property trong project: label này đại diện cho mệnh đề hình học được chia sẻ giữa nhiều hình và điều kiện.</w:t>
       </w:r>
-      <w:r>
-        <w:t>e, definition, dataset là các cặp khoá–giá trị. Cần phân biệt cơ chế property của Neo4j với label Property trong project: label này đại diện cho mệnh đề hình học được chia sẻ giữa nhiều hình và điều kiện.</w:t>
-      </w:r>
     </w:p>
     <w:p>
       <w:pPr>
         <w:pStyle w:val="Heading2"/>
       </w:pPr>
-      <w:bookmarkStart w:id="13" w:name="_Toc242225119"/>
+      <w:bookmarkStart w:id="13" w:name="_Toc242225948"/>
       <w:r>
         <w:t>2.7 Cypher</w:t>
       </w:r>
@@ -4454,10 +4421,7 @@
     </w:p>
     <w:p>
       <w:r>
-        <w:t xml:space="preserve">Cypher là ngôn ngữ truy vấn theo mẫu đồ </w:t>
-      </w:r>
-      <w:r>
-        <w:t>thị. MATCH tìm mẫu; WHERE giới hạn dữ liệu; RETURN trả kết quả. Pattern có độ dài biến thiên dùng để duyệt kế thừa. DISTINCT loại kết quả lặp khi một tính chất được tới qua hai nhánh của hình vuông.</w:t>
+        <w:t>Cypher là ngôn ngữ truy vấn theo mẫu đồ thị. MATCH tìm mẫu; WHERE giới hạn dữ liệu; RETURN trả kết quả. Pattern có độ dài biến thiên dùng để duyệt kế thừa. DISTINCT loại kết quả lặp khi một tính chất được tới qua hai nhánh của hình vuông.</w:t>
       </w:r>
     </w:p>
     <w:p>
@@ -4465,7 +4429,7 @@
         <w:pStyle w:val="Heading1"/>
         <w:pageBreakBefore/>
       </w:pPr>
-      <w:bookmarkStart w:id="14" w:name="_Toc242225120"/>
+      <w:bookmarkStart w:id="14" w:name="_Toc242225949"/>
       <w:r>
         <w:lastRenderedPageBreak/>
         <w:t>CHƯƠNG 3 — PHÂN TÍCH BÀI TOÁN</w:t>
@@ -4476,7 +4440,7 @@
       <w:pPr>
         <w:pStyle w:val="Heading2"/>
       </w:pPr>
-      <w:bookmarkStart w:id="15" w:name="_Toc242225121"/>
+      <w:bookmarkStart w:id="15" w:name="_Toc242225950"/>
       <w:r>
         <w:t>3.1 Các loại tứ giác</w:t>
       </w:r>
@@ -4488,10 +4452,7 @@
         <w:keepNext/>
       </w:pPr>
       <w:r>
-        <w:t>Bảng 1</w:t>
-      </w:r>
-      <w:r>
-        <w:t>. Bảy Shape trong dataset</w:t>
+        <w:t>Bảng 1. Bảy Shape trong dataset</w:t>
       </w:r>
     </w:p>
     <w:tbl>
@@ -4875,13 +4836,7 @@
               <w:rPr>
                 <w:sz w:val="21"/>
               </w:rPr>
-              <w:t xml:space="preserve">Hình </w:t>
-            </w:r>
-            <w:r>
-              <w:rPr>
-                <w:sz w:val="21"/>
-              </w:rPr>
-              <w:t>thang có hai góc kề một đáy bằng nhau.</w:t>
+              <w:t>Hình thang có hai góc kề một đáy bằng nhau.</w:t>
             </w:r>
           </w:p>
         </w:tc>
@@ -5157,13 +5112,7 @@
               <w:rPr>
                 <w:sz w:val="21"/>
               </w:rPr>
-              <w:t>Tứ giác có bốn cạnh bằng nhau; bao gồm trường hợp đặc</w:t>
-            </w:r>
-            <w:r>
-              <w:rPr>
-                <w:sz w:val="21"/>
-              </w:rPr>
-              <w:t xml:space="preserve"> biệt là hình vuông.</w:t>
+              <w:t>Tứ giác có bốn cạnh bằng nhau; bao gồm trường hợp đặc biệt là hình vuông.</w:t>
             </w:r>
           </w:p>
         </w:tc>
@@ -5265,7 +5214,7 @@
       <w:pPr>
         <w:pStyle w:val="Heading2"/>
       </w:pPr>
-      <w:bookmarkStart w:id="16" w:name="_Toc242225122"/>
+      <w:bookmarkStart w:id="16" w:name="_Toc242225951"/>
       <w:r>
         <w:t>3.2 Quy ước hình thang</w:t>
       </w:r>
@@ -5273,10 +5222,7 @@
     </w:p>
     <w:p>
       <w:r>
-        <w:t>Project quy ước hình thang có đúng một cặp cạnh đối song song. Vì vậy, nhánh hình thang và nhánh hình bình hành tách riêng dưới Tứ giác. Không có cạ</w:t>
-      </w:r>
-      <w:r>
-        <w:t>nh HBH IS_A HT hoặc HCN IS_A HTC. Đây là quy ước taxonomy của project; các tài liệu dùng định nghĩa hình thang có ít nhất một cặp cạnh song song có thể có hệ phân loại khác.</w:t>
+        <w:t>Project quy ước hình thang có đúng một cặp cạnh đối song song. Vì vậy, nhánh hình thang và nhánh hình bình hành tách riêng dưới Tứ giác. Không có cạnh HBH IS_A HT hoặc HCN IS_A HTC. Đây là quy ước taxonomy của project; các tài liệu dùng định nghĩa hình thang có ít nhất một cặp cạnh song song có thể có hệ phân loại khác.</w:t>
       </w:r>
     </w:p>
     <w:p>
@@ -5284,7 +5230,7 @@
         <w:pStyle w:val="Heading2"/>
         <w:pageBreakBefore/>
       </w:pPr>
-      <w:bookmarkStart w:id="17" w:name="_Toc242225123"/>
+      <w:bookmarkStart w:id="17" w:name="_Toc242225952"/>
       <w:r>
         <w:lastRenderedPageBreak/>
         <w:t>3.3 Tính chất</w:t>
@@ -5293,13 +5239,7 @@
     </w:p>
     <w:p>
       <w:r>
-        <w:t xml:space="preserve">Danh mục gồm 19 mệnh đề, chia thành cấu trúc, cạnh, góc, đường </w:t>
-      </w:r>
-      <w:r>
-        <w:t>chéo và đường chéo–góc. Ba mệnh đề THREE_RIGHT_ANGLES, HAS_RIGHT_ANGLE và ADJACENT_SIDES_EQUAL được dùng làm giả thiết của dấu hiệu nhận biết; không có cạnh HAS_PROPERTY khai báo trực tiếp cho các mệnh đề này. Danh mục thể hiện tri thức đã chọn, không phải</w:t>
-      </w:r>
-      <w:r>
-        <w:t xml:space="preserve"> tập tất cả hệ quả toán học có thể suy ra.</w:t>
+        <w:t>Danh mục gồm 19 mệnh đề, chia thành cấu trúc, cạnh, góc, đường chéo và đường chéo–góc. Ba mệnh đề THREE_RIGHT_ANGLES, HAS_RIGHT_ANGLE và ADJACENT_SIDES_EQUAL được dùng làm giả thiết của dấu hiệu nhận biết; không có cạnh HAS_PROPERTY khai báo trực tiếp cho các mệnh đề này. Danh mục thể hiện tri thức đã chọn, không phải tập tất cả hệ quả toán học có thể suy ra.</w:t>
       </w:r>
     </w:p>
     <w:p>
@@ -5670,13 +5610,7 @@
               <w:rPr>
                 <w:sz w:val="20"/>
               </w:rPr>
-              <w:t xml:space="preserve">Hai cạnh bên bằng </w:t>
-            </w:r>
-            <w:r>
-              <w:rPr>
-                <w:sz w:val="20"/>
-              </w:rPr>
-              <w:t>nhau</w:t>
+              <w:t>Hai cạnh bên bằng nhau</w:t>
             </w:r>
           </w:p>
         </w:tc>
@@ -6146,13 +6080,7 @@
               <w:rPr>
                 <w:sz w:val="20"/>
               </w:rPr>
-              <w:t xml:space="preserve">Đường </w:t>
-            </w:r>
-            <w:r>
-              <w:rPr>
-                <w:sz w:val="20"/>
-              </w:rPr>
-              <w:t>chéo</w:t>
+              <w:t>Đường chéo</w:t>
             </w:r>
           </w:p>
         </w:tc>
@@ -6603,28 +6531,22 @@
       <w:pPr>
         <w:pStyle w:val="Heading2"/>
       </w:pPr>
-      <w:bookmarkStart w:id="18" w:name="_Toc242225124"/>
+      <w:bookmarkStart w:id="18" w:name="_Toc242225953"/>
       <w:r>
-        <w:t xml:space="preserve">3.4 Dấu hiệu </w:t>
-      </w:r>
-      <w:r>
-        <w:t>nhận biết</w:t>
+        <w:t>3.4 Dấu hiệu nhận biết</w:t>
       </w:r>
       <w:bookmarkEnd w:id="18"/>
     </w:p>
     <w:p>
       <w:r>
-        <w:t xml:space="preserve">Một dấu hiệu nhận biết phải có bối cảnh và các giả thiết đủ. Chẳng hạn, hai đường chéo bằng nhau riêng lẻ không đủ kết luận hình chữ nhật: hình thang cân cũng có tính chất này. Condition C_HCN_03 yêu cầu ngữ cảnh Hình bình hành cùng Property Hai </w:t>
+        <w:t>Một dấu hiệu nhận biết phải có bối cảnh và các giả thiết đủ. Chẳng hạn, hai đường chéo bằng nhau riêng lẻ không đủ kết luận hình chữ nhật: hình thang cân cũng có tính chất này. Condition C_HCN_03 yêu cầu ngữ cảnh Hình bình hành cùng Property Hai đường chéo bằng nhau mới nhận biết Hình chữ nhật.</w:t>
       </w:r>
-      <w:r>
-        <w:t>đường chéo bằng nhau mới nhận biết Hình chữ nhật.</w:t>
-      </w:r>
     </w:p>
     <w:p>
       <w:pPr>
         <w:pStyle w:val="Heading2"/>
       </w:pPr>
-      <w:bookmarkStart w:id="19" w:name="_Toc242225125"/>
+      <w:bookmarkStart w:id="19" w:name="_Toc242225954"/>
       <w:r>
         <w:t>3.5 Vì sao bài toán phù hợp Graph Database</w:t>
       </w:r>
@@ -6632,10 +6554,7 @@
     </w:p>
     <w:p>
       <w:r>
-        <w:t>Hình vuông có hai lớp cha và nhiều đường đi tới cùng một tổ tiên. Property là thực thể dùng chung, còn Condition nối loại cần nhận biết với các tiền đề. Truy vấn Q</w:t>
-      </w:r>
-      <w:r>
-        <w:t>15 trả cả đường đi giải thích vì sao hình vuông có đường chéo chia đôi nhau. SQL vẫn mô hình hoá được bằng bảng liên kết và truy vấn đệ quy; đề tài không có benchmark để kết luận Neo4j nhanh hơn SQL.</w:t>
+        <w:t>Hình vuông có hai lớp cha và nhiều đường đi tới cùng một tổ tiên. Property là thực thể dùng chung, còn Condition nối loại cần nhận biết với các tiền đề. Truy vấn Q15 trả cả đường đi giải thích vì sao hình vuông có đường chéo chia đôi nhau. SQL vẫn mô hình hoá được bằng bảng liên kết và truy vấn đệ quy; đề tài không có benchmark để kết luận Neo4j nhanh hơn SQL.</w:t>
       </w:r>
     </w:p>
     <w:p>
@@ -6643,7 +6562,7 @@
         <w:pStyle w:val="Heading1"/>
         <w:pageBreakBefore/>
       </w:pPr>
-      <w:bookmarkStart w:id="20" w:name="_Toc242225126"/>
+      <w:bookmarkStart w:id="20" w:name="_Toc242225955"/>
       <w:r>
         <w:lastRenderedPageBreak/>
         <w:t>CHƯƠNG 4 — THIẾT KẾ GRAPH</w:t>
@@ -6654,7 +6573,7 @@
       <w:pPr>
         <w:pStyle w:val="Heading2"/>
       </w:pPr>
-      <w:bookmarkStart w:id="21" w:name="_Toc242225127"/>
+      <w:bookmarkStart w:id="21" w:name="_Toc242225956"/>
       <w:r>
         <w:t>4.1 Node Shape</w:t>
       </w:r>
@@ -6662,20 +6581,14 @@
     </w:p>
     <w:p>
       <w:r>
-        <w:t>Shape lưu id ổn</w:t>
+        <w:t>Shape lưu id ổn định, tên tiếng Việt, định nghĩa, tên đã chuẩn hoá để tìm kiếm, thứ tự hiển thị và nguồn tham khảo. Mọi node thuộc project có thêm label ProjectEntity và thuộc tính dataset = quadrilateral-v1. Khoá duy nhất là cặp (dataset, id), tránh xung đột khi một database chứa dataset khác.</w:t>
       </w:r>
-      <w:r>
-        <w:t xml:space="preserve"> định, tên tiếng Việt, định nghĩa, tên đã chuẩn hoá để tìm kiếm, thứ tự hiển thị và nguồn tham khảo. Mọi node thuộc project có thêm label ProjectEntity và thuộc tính dataset = quadrilateral-v1. Khoá duy nhất là cặp (dataset, id), tránh xung đột khi một dat</w:t>
-      </w:r>
-      <w:r>
-        <w:t>abase chứa dataset khác.</w:t>
-      </w:r>
     </w:p>
     <w:p>
       <w:pPr>
         <w:pStyle w:val="Heading2"/>
       </w:pPr>
-      <w:bookmarkStart w:id="22" w:name="_Toc242225128"/>
+      <w:bookmarkStart w:id="22" w:name="_Toc242225957"/>
       <w:r>
         <w:t>4.2 Node Property</w:t>
       </w:r>
@@ -6683,17 +6596,14 @@
     </w:p>
     <w:p>
       <w:r>
-        <w:t>Property lưu id, name, category, description, notation và source_ref. Một mệnh đề như DIAGONALS_EQUAL chỉ có một node, được dùng bởi Hình chữ nhật, Hình thang cân và các Condition phù hợp. Việc tái sử dụng node gi</w:t>
+        <w:t>Property lưu id, name, category, description, notation và source_ref. Một mệnh đề như DIAGONALS_EQUAL chỉ có một node, được dùng bởi Hình chữ nhật, Hình thang cân và các Condition phù hợp. Việc tái sử dụng node giúp truy vấn tính chất chung có ý nghĩa dữ liệu.</w:t>
       </w:r>
-      <w:r>
-        <w:t>úp truy vấn tính chất chung có ý nghĩa dữ liệu.</w:t>
-      </w:r>
     </w:p>
     <w:p>
       <w:pPr>
         <w:pStyle w:val="Heading2"/>
       </w:pPr>
-      <w:bookmarkStart w:id="23" w:name="_Toc242225129"/>
+      <w:bookmarkStart w:id="23" w:name="_Toc242225958"/>
       <w:r>
         <w:t>4.3 Node Condition</w:t>
       </w:r>
@@ -6701,17 +6611,14 @@
     </w:p>
     <w:p>
       <w:r>
-        <w:t xml:space="preserve">Condition lưu id, name, statement, explanation, logic = AND và source_ref. Các tiền đề nằm trên cạnh REQUIRES_SHAPE và REQUIRES_PROPERTY; Shape đích nối tới Condition bằng </w:t>
+        <w:t>Condition lưu id, name, statement, explanation, logic = AND và source_ref. Các tiền đề nằm trên cạnh REQUIRES_SHAPE và REQUIRES_PROPERTY; Shape đích nối tới Condition bằng HAS_CONDITION. Tứ giác nền không cần dấu hiệu nhận biết riêng trong dataset. Tổng số Condition là 18.</w:t>
       </w:r>
-      <w:r>
-        <w:t>HAS_CONDITION. Tứ giác nền không cần dấu hiệu nhận biết riêng trong dataset. Tổng số Condition là 18.</w:t>
-      </w:r>
     </w:p>
     <w:p>
       <w:pPr>
         <w:pStyle w:val="Heading2"/>
       </w:pPr>
-      <w:bookmarkStart w:id="24" w:name="_Toc242225130"/>
+      <w:bookmarkStart w:id="24" w:name="_Toc242225959"/>
       <w:r>
         <w:t>4.4 Relationships</w:t>
       </w:r>
@@ -7302,7 +7209,7 @@
         <w:pStyle w:val="Heading2"/>
         <w:pageBreakBefore/>
       </w:pPr>
-      <w:bookmarkStart w:id="25" w:name="_Toc242225131"/>
+      <w:bookmarkStart w:id="25" w:name="_Toc242225960"/>
       <w:r>
         <w:lastRenderedPageBreak/>
         <w:t>4.5 IS_A taxonomy</w:t>
@@ -7311,10 +7218,7 @@
     </w:p>
     <w:p>
       <w:r>
-        <w:t>Hình thang câ</w:t>
-      </w:r>
-      <w:r>
-        <w:t>n → Hình thang → Tứ giác. Hình chữ nhật và Hình thoi → Hình bình hành → Tứ giác. Hình vuông → Hình chữ nhật và Hình thoi. Mũi tên trong sơ đồ đi từ lớp đặc biệt tới lớp tổng quát; đồ thị phân loại có bảy cạnh, không có chu trình.</w:t>
+        <w:t>Hình thang cân → Hình thang → Tứ giác. Hình chữ nhật và Hình thoi → Hình bình hành → Tứ giác. Hình vuông → Hình chữ nhật và Hình thoi. Mũi tên trong sơ đồ đi từ lớp đặc biệt tới lớp tổng quát; đồ thị phân loại có bảy cạnh, không có chu trình.</w:t>
       </w:r>
     </w:p>
     <w:p>
@@ -7369,17 +7273,14 @@
         <w:jc w:val="center"/>
       </w:pPr>
       <w:r>
-        <w:t xml:space="preserve">Hình 1. Taxonomy </w:t>
+        <w:t>Hình 1. Taxonomy thật trên ứng dụng, thể hiện hai lớp cha của Hình vuông.</w:t>
       </w:r>
-      <w:r>
-        <w:t>thật trên ứng dụng, thể hiện hai lớp cha của Hình vuông.</w:t>
-      </w:r>
     </w:p>
     <w:p>
       <w:pPr>
         <w:pStyle w:val="Heading2"/>
       </w:pPr>
-      <w:bookmarkStart w:id="26" w:name="_Toc242225132"/>
+      <w:bookmarkStart w:id="26" w:name="_Toc242225961"/>
       <w:r>
         <w:t>4.6 Kế thừa Property</w:t>
       </w:r>
@@ -7387,10 +7288,7 @@
     </w:p>
     <w:p>
       <w:r>
-        <w:t>Tính chất hiệu lực là hợp của HAS_PROPERTY tại chính hình và tại mọi tổ tiên qua IS_A. HV không lưu HAS_PROPERTY trực tiếp nhưng có 12 tính chất hiệu lực. Q02 giữ thông tin nơi k</w:t>
-      </w:r>
-      <w:r>
-        <w:t>hai báo; DISTINCT loại lặp do đa kế thừa. Không sao chép cạnh tính chất từ lớp cha xuống lớp con, và không kế thừa Condition.</w:t>
+        <w:t>Tính chất hiệu lực là hợp của HAS_PROPERTY tại chính hình và tại mọi tổ tiên qua IS_A. HV không lưu HAS_PROPERTY trực tiếp nhưng có 12 tính chất hiệu lực. Q02 giữ thông tin nơi khai báo; DISTINCT loại lặp do đa kế thừa. Không sao chép cạnh tính chất từ lớp cha xuống lớp con, và không kế thừa Condition.</w:t>
       </w:r>
     </w:p>
     <w:p>
@@ -7398,7 +7296,7 @@
         <w:pStyle w:val="Heading2"/>
         <w:pageBreakBefore/>
       </w:pPr>
-      <w:bookmarkStart w:id="27" w:name="_Toc242225133"/>
+      <w:bookmarkStart w:id="27" w:name="_Toc242225962"/>
       <w:r>
         <w:lastRenderedPageBreak/>
         <w:t>4.7 Condition AND/OR</w:t>
@@ -7407,10 +7305,7 @@
     </w:p>
     <w:p>
       <w:r>
-        <w:t xml:space="preserve">Trong một Condition, ngữ cảnh và tất cả Property phải đồng thời thoả mãn (AND). Nhiều Condition nối với cùng </w:t>
-      </w:r>
-      <w:r>
-        <w:t>Shape là các cách nhận biết thay thế (OR). Ứng dụng hiển thị cấu trúc và giải thích điều kiện; chưa có bộ suy luận tự động nhận đầu vào rồi kết luận một loại hình.</w:t>
+        <w:t>Trong một Condition, ngữ cảnh và tất cả Property phải đồng thời thoả mãn (AND). Nhiều Condition nối với cùng Shape là các cách nhận biết thay thế (OR). Ứng dụng hiển thị cấu trúc và giải thích điều kiện; chưa có bộ suy luận tự động nhận đầu vào rồi kết luận một loại hình.</w:t>
       </w:r>
     </w:p>
     <w:p>
@@ -7527,14 +7422,7 @@
                 <w:b/>
                 <w:sz w:val="21"/>
               </w:rPr>
-              <w:t>Giả thiết đồng t</w:t>
-            </w:r>
-            <w:r>
-              <w:rPr>
-                <w:b/>
-                <w:sz w:val="21"/>
-              </w:rPr>
-              <w:t>hời</w:t>
+              <w:t>Giả thiết đồng thời</w:t>
             </w:r>
           </w:p>
         </w:tc>
@@ -8009,22 +7897,16 @@
     </w:tbl>
     <w:p>
       <w:r>
-        <w:t xml:space="preserve">Ví dụ </w:t>
+        <w:t>Ví dụ C_HV_05: Tứ giác AND Có bốn cạnh bằng nhau AND Có bốn góc vuông ⇒ Hình vuông. C_HV_02: Hình chữ nhật AND Hai đường chéo vuông góc ⇒ Hình vuông. Một Property xuất hiện trong Condition không đồng nghĩa là đủ để nhận biết khi thiếu ngữ cảnh.</w:t>
       </w:r>
+    </w:p>
+    <w:p>
+      <w:pPr>
+        <w:pStyle w:val="Heading2"/>
+      </w:pPr>
+      <w:bookmarkStart w:id="28" w:name="_Toc242225963"/>
       <w:r>
-        <w:t>C_HV_05: Tứ giác AND Có bốn cạnh bằng nhau AND Có bốn góc vuông ⇒ Hình vuông. C_HV_02: Hình chữ nhật AND Hai đường chéo vuông góc ⇒ Hình vuông. Một Property xuất hiện trong Condition không đồng nghĩa là đủ để nhận biết khi thiếu ngữ cảnh.</w:t>
-      </w:r>
-    </w:p>
-    <w:p>
-      <w:pPr>
-        <w:pStyle w:val="Heading2"/>
-      </w:pPr>
-      <w:bookmarkStart w:id="28" w:name="_Toc242225134"/>
-      <w:r>
-        <w:t>4.8 Số lượng dữ l</w:t>
-      </w:r>
-      <w:r>
-        <w:t>iệu</w:t>
+        <w:t>4.8 Số lượng dữ liệu</w:t>
       </w:r>
       <w:bookmarkEnd w:id="28"/>
     </w:p>
@@ -8559,10 +8441,7 @@
     </w:tbl>
     <w:p>
       <w:r>
-        <w:t xml:space="preserve">Seed dùng MERGE theo ID ổn định. Phase 5 seed lại hai </w:t>
-      </w:r>
-      <w:r>
-        <w:t>lần đều không tạo thêm node hoặc relationship; snapshot của dataset và dữ liệu ngoài project giữ nguyên. Script không xóa database hay node ngoài phạm vi dataset.</w:t>
+        <w:t>Seed dùng MERGE theo ID ổn định. Phase 5 seed lại hai lần đều không tạo thêm node hoặc relationship; snapshot của dataset và dữ liệu ngoài project giữ nguyên. Script không xóa database hay node ngoài phạm vi dataset.</w:t>
       </w:r>
     </w:p>
     <w:p>
@@ -8570,7 +8449,7 @@
         <w:pStyle w:val="Heading1"/>
         <w:pageBreakBefore/>
       </w:pPr>
-      <w:bookmarkStart w:id="29" w:name="_Toc242225135"/>
+      <w:bookmarkStart w:id="29" w:name="_Toc242225964"/>
       <w:r>
         <w:lastRenderedPageBreak/>
         <w:t>CHƯƠNG 5 — XÂY DỰNG HỆ THỐNG</w:t>
@@ -8581,7 +8460,7 @@
       <w:pPr>
         <w:pStyle w:val="Heading2"/>
       </w:pPr>
-      <w:bookmarkStart w:id="30" w:name="_Toc242225136"/>
+      <w:bookmarkStart w:id="30" w:name="_Toc242225965"/>
       <w:r>
         <w:t>5.1 Kiến trúc</w:t>
       </w:r>
@@ -8589,17 +8468,14 @@
     </w:p>
     <w:p>
       <w:r>
-        <w:t xml:space="preserve">Trình duyệt → Flask → Neo4j Python Driver → </w:t>
+        <w:t>Trình duyệt → Flask → Neo4j Python Driver → Neo4j. HTML/CSS/JavaScript trình bày dữ liệu và vis-network vẽ đồ thị. Neo4j là database chính; website không dùng dữ liệu mẫu thay thế khi kết nối lỗi.</w:t>
       </w:r>
-      <w:r>
-        <w:t>Neo4j. HTML/CSS/JavaScript trình bày dữ liệu và vis-network vẽ đồ thị. Neo4j là database chính; website không dùng dữ liệu mẫu thay thế khi kết nối lỗi.</w:t>
-      </w:r>
     </w:p>
     <w:p>
       <w:pPr>
         <w:pStyle w:val="Heading2"/>
       </w:pPr>
-      <w:bookmarkStart w:id="31" w:name="_Toc242225137"/>
+      <w:bookmarkStart w:id="31" w:name="_Toc242225966"/>
       <w:r>
         <w:t>5.2 Neo4j</w:t>
       </w:r>
@@ -8607,17 +8483,14 @@
     </w:p>
     <w:p>
       <w:r>
-        <w:t>Database quadrilateral lưu dataset quadrilateral-v1. constraints.cypher và indexes.cypher tạo</w:t>
+        <w:t>Database quadrilateral lưu dataset quadrilateral-v1. constraints.cypher và indexes.cypher tạo schema; seed.cypher tạo dữ liệu; demo_queries.cypher lưu 15 mẫu truy vấn; validation.cypher kiểm tra tính toàn vẹn. Các catalog JSON là nguồn dữ liệu để sinh seed có thể tái lập.</w:t>
       </w:r>
-      <w:r>
-        <w:t xml:space="preserve"> schema; seed.cypher tạo dữ liệu; demo_queries.cypher lưu 15 mẫu truy vấn; validation.cypher kiểm tra tính toàn vẹn. Các catalog JSON là nguồn dữ liệu để sinh seed có thể tái lập.</w:t>
-      </w:r>
     </w:p>
     <w:p>
       <w:pPr>
         <w:pStyle w:val="Heading2"/>
       </w:pPr>
-      <w:bookmarkStart w:id="32" w:name="_Toc242225138"/>
+      <w:bookmarkStart w:id="32" w:name="_Toc242225967"/>
       <w:r>
         <w:t>5.3 Flask</w:t>
       </w:r>
@@ -8625,17 +8498,14 @@
     </w:p>
     <w:p>
       <w:r>
-        <w:t>Backend dùng app factory, cấu hình từ biến môi trường hoặc .env và</w:t>
+        <w:t>Backend dùng app factory, cấu hình từ biến môi trường hoặc .env và một driver Neo4j dùng chung theo vòng đời ứng dụng. Service thực hiện các truy vấn đọc có tham số, timeout và chuyển lỗi kết nối thành thông báo phù hợp. run.py chạy server tại 127.0.0.1:5000, tắt debug và reloader.</w:t>
       </w:r>
-      <w:r>
-        <w:t xml:space="preserve"> một driver Neo4j dùng chung theo vòng đời ứng dụng. Service thực hiện các truy vấn đọc có tham số, timeout và chuyển lỗi kết nối thành thông báo phù hợp. run.py chạy server tại 127.0.0.1:5000, tắt debug và reloader.</w:t>
-      </w:r>
     </w:p>
     <w:p>
       <w:pPr>
         <w:pStyle w:val="Heading2"/>
       </w:pPr>
-      <w:bookmarkStart w:id="33" w:name="_Toc242225139"/>
+      <w:bookmarkStart w:id="33" w:name="_Toc242225968"/>
       <w:r>
         <w:t>5.4 API</w:t>
       </w:r>
@@ -8643,13 +8513,7 @@
     </w:p>
     <w:p>
       <w:r>
-        <w:t xml:space="preserve">API cung cấp thống kê, danh </w:t>
-      </w:r>
-      <w:r>
-        <w:t>sách/chi tiết hình, tìm kiếm, taxonomy, graph lân cận và truy vấn demo. Payload thành công có success = true và data; lỗi có success = false và error. Mã HTTP gồm 400 đầu vào sai, 404 không tìm thấy, 500 lỗi truy vấn/nội bộ và 503 lỗi cấu hình hoặc kết nối</w:t>
-      </w:r>
-      <w:r>
-        <w:t>. GET/POST /api/queries/&lt;id&gt; chỉ chạy 15 truy vấn trong whitelist.</w:t>
+        <w:t>API cung cấp thống kê, danh sách/chi tiết hình, tìm kiếm, taxonomy, graph lân cận và truy vấn demo. Payload thành công có success = true và data; lỗi có success = false và error. Mã HTTP gồm 400 đầu vào sai, 404 không tìm thấy, 500 lỗi truy vấn/nội bộ và 503 lỗi cấu hình hoặc kết nối. GET/POST /api/queries/&lt;id&gt; chỉ chạy 15 truy vấn trong whitelist.</w:t>
       </w:r>
     </w:p>
     <w:p>
@@ -8657,7 +8521,7 @@
         <w:pStyle w:val="Heading2"/>
         <w:pageBreakBefore/>
       </w:pPr>
-      <w:bookmarkStart w:id="34" w:name="_Toc242225140"/>
+      <w:bookmarkStart w:id="34" w:name="_Toc242225969"/>
       <w:r>
         <w:lastRenderedPageBreak/>
         <w:t>5.5 Frontend</w:t>
@@ -8666,17 +8530,14 @@
     </w:p>
     <w:p>
       <w:r>
-        <w:t xml:space="preserve">Giao diện tiếng Việt có Navbar và sáu trang: Tổng quan, Tứ giác, Chi tiết, Graph, Truy vấn và Giới thiệu. Các trang dùng kết quả API để hiển thị. Khi dữ liệu lỗi, ứng dụng xoá </w:t>
+        <w:t>Giao diện tiếng Việt có Navbar và sáu trang: Tổng quan, Tứ giác, Chi tiết, Graph, Truy vấn và Giới thiệu. Các trang dùng kết quả API để hiển thị. Khi dữ liệu lỗi, ứng dụng xoá kết quả cũ và báo lỗi, tránh trình bày dữ liệu cũ như kết quả truy vấn mới.</w:t>
       </w:r>
-      <w:r>
-        <w:t>kết quả cũ và báo lỗi, tránh trình bày dữ liệu cũ như kết quả truy vấn mới.</w:t>
-      </w:r>
     </w:p>
     <w:p>
       <w:pPr>
         <w:pStyle w:val="Heading2"/>
       </w:pPr>
-      <w:bookmarkStart w:id="35" w:name="_Toc242225141"/>
+      <w:bookmarkStart w:id="35" w:name="_Toc242225970"/>
       <w:r>
         <w:t>5.6 vis-network</w:t>
       </w:r>
@@ -8684,17 +8545,14 @@
     </w:p>
     <w:p>
       <w:r>
-        <w:t xml:space="preserve">Thư viện vis-network được lưu trong static của project. Node Shape, Property và Condition có hình dạng/màu khác nhau; cạnh có hướng và nhãn. Người dùng có thể kéo, </w:t>
+        <w:t>Thư viện vis-network được lưu trong static của project. Node Shape, Property và Condition có hình dạng/màu khác nhau; cạnh có hướng và nhãn. Người dùng có thể kéo, thu phóng, căn toàn bộ graph, chọn node/cạnh và đọc thông tin liên quan.</w:t>
       </w:r>
-      <w:r>
-        <w:t>thu phóng, căn toàn bộ graph, chọn node/cạnh và đọc thông tin liên quan.</w:t>
-      </w:r>
     </w:p>
     <w:p>
       <w:pPr>
         <w:pStyle w:val="Heading2"/>
       </w:pPr>
-      <w:bookmarkStart w:id="36" w:name="_Toc242225142"/>
+      <w:bookmarkStart w:id="36" w:name="_Toc242225971"/>
       <w:r>
         <w:t>5.7 Search</w:t>
       </w:r>
@@ -8702,17 +8560,14 @@
     </w:p>
     <w:p>
       <w:r>
-        <w:t>Chuỗi tìm kiếm được chuẩn hoá chữ hoa/thường, dấu tiếng Việt và đ/đ dạng không dấu. Nhập hinh vuong vẫn trả Hình vuông. Truy vấn dùng tham số; API giới hạn độ dài và số kết</w:t>
+        <w:t>Chuỗi tìm kiếm được chuẩn hoá chữ hoa/thường, dấu tiếng Việt và đ/đ dạng không dấu. Nhập hinh vuong vẫn trả Hình vuông. Truy vấn dùng tham số; API giới hạn độ dài và số kết quả. Ô tìm kiếm trống trên trang danh sách hiển thị cả bảy hình; API search từ chối chuỗi trống bằng HTTP 400.</w:t>
       </w:r>
-      <w:r>
-        <w:t xml:space="preserve"> quả. Ô tìm kiếm trống trên trang danh sách hiển thị cả bảy hình; API search từ chối chuỗi trống bằng HTTP 400.</w:t>
-      </w:r>
     </w:p>
     <w:p>
       <w:pPr>
         <w:pStyle w:val="Heading2"/>
       </w:pPr>
-      <w:bookmarkStart w:id="37" w:name="_Toc242225143"/>
+      <w:bookmarkStart w:id="37" w:name="_Toc242225972"/>
       <w:r>
         <w:t>5.8 Graph visualization</w:t>
       </w:r>
@@ -8720,10 +8575,7 @@
     </w:p>
     <w:p>
       <w:r>
-        <w:t>Taxonomy chỉ hiển thị bảy Shape và bảy cạnh IS_A. Graph lân cận duyệt các loại relationship theo cả hai hướng với độ sâu</w:t>
-      </w:r>
-      <w:r>
-        <w:t xml:space="preserve"> 1–3 và trả các cạnh giữa node được chọn. Với HV: độ sâu 1 là 8 node/11 cạnh, độ sâu 2 là 23/43, độ sâu 3 là 39/71. Lân cận bao gồm điều kiện, tiền đề và tính chất, nên không phải chỉ là các tổ tiên của HV.</w:t>
+        <w:t>Taxonomy chỉ hiển thị bảy Shape và bảy cạnh IS_A. Graph lân cận duyệt các loại relationship theo cả hai hướng với độ sâu 1–3 và trả các cạnh giữa node được chọn. Với HV: độ sâu 1 là 8 node/11 cạnh, độ sâu 2 là 23/43, độ sâu 3 là 39/71. Lân cận bao gồm điều kiện, tiền đề và tính chất, nên không phải chỉ là các tổ tiên của HV.</w:t>
       </w:r>
     </w:p>
     <w:p>
@@ -8731,7 +8583,7 @@
         <w:pStyle w:val="Heading1"/>
         <w:pageBreakBefore/>
       </w:pPr>
-      <w:bookmarkStart w:id="38" w:name="_Toc242225144"/>
+      <w:bookmarkStart w:id="38" w:name="_Toc242225973"/>
       <w:r>
         <w:lastRenderedPageBreak/>
         <w:t>CHƯƠNG 6 — TRUY VẤN CYPHER</w:t>
@@ -8740,10 +8592,7 @@
     </w:p>
     <w:p>
       <w:r>
-        <w:t>Các kết quả sau lấy từ</w:t>
-      </w:r>
-      <w:r>
-        <w:t xml:space="preserve"> kiểm thử thật Phase 2 và được đối chiếu lại ở Phase 5. Chạy trong database quadrilateral. Neo4j Query/Browser cần khai báo tham số; dấu :params là lệnh của Browser, không phải cú pháp Cypher gửi qua Python Driver.</w:t>
+        <w:t>Các kết quả sau lấy từ kiểm thử thật Phase 2 và được đối chiếu lại ở Phase 5. Chạy trong database quadrilateral. Neo4j Query/Browser cần khai báo tham số; dấu :params là lệnh của Browser, không phải cú pháp Cypher gửi qua Python Driver.</w:t>
       </w:r>
     </w:p>
     <w:p>
@@ -8756,14 +8605,7 @@
           <w:rFonts w:ascii="Consolas" w:hAnsi="Consolas"/>
           <w:sz w:val="17"/>
         </w:rPr>
-        <w:t>:params {dataset:'quadrilateral-v1',shape</w:t>
-      </w:r>
-      <w:r>
-        <w:rPr>
-          <w:rFonts w:ascii="Consolas" w:hAnsi="Consolas"/>
-          <w:sz w:val="17"/>
-        </w:rPr>
-        <w:t>_id:'HV',depth:3}</w:t>
+        <w:t>:params {dataset:'quadrilateral-v1',shape_id:'HV',depth:3}</w:t>
       </w:r>
     </w:p>
     <w:p>
@@ -9771,13 +9613,7 @@
               <w:rPr>
                 <w:sz w:val="21"/>
               </w:rPr>
-              <w:t xml:space="preserve">Tính chất chung HV và </w:t>
-            </w:r>
-            <w:r>
-              <w:rPr>
-                <w:sz w:val="21"/>
-              </w:rPr>
-              <w:t>HCN</w:t>
+              <w:t>Tính chất chung HV và HCN</w:t>
             </w:r>
           </w:p>
         </w:tc>
@@ -10237,13 +10073,7 @@
               <w:rPr>
                 <w:sz w:val="21"/>
               </w:rPr>
-              <w:t xml:space="preserve">Giải thích </w:t>
-            </w:r>
-            <w:r>
-              <w:rPr>
-                <w:sz w:val="21"/>
-              </w:rPr>
-              <w:t>tính chất kế thừa</w:t>
+              <w:t>Giải thích tính chất kế thừa</w:t>
             </w:r>
           </w:p>
         </w:tc>
@@ -10283,7 +10113,7 @@
         <w:pStyle w:val="Heading2"/>
         <w:pageBreakBefore/>
       </w:pPr>
-      <w:bookmarkStart w:id="39" w:name="_Toc242225145"/>
+      <w:bookmarkStart w:id="39" w:name="_Toc242225974"/>
       <w:r>
         <w:lastRenderedPageBreak/>
         <w:t>6.1 Q02 — Tính chất hiệu lực của HV</w:t>
@@ -10321,14 +10151,7 @@
           <w:sz w:val="17"/>
         </w:rPr>
         <w:br/>
-        <w:t>MATCH (owner)-[:H</w:t>
-      </w:r>
-      <w:r>
-        <w:rPr>
-          <w:rFonts w:ascii="Consolas" w:hAnsi="Consolas"/>
-          <w:sz w:val="17"/>
-        </w:rPr>
-        <w:t>AS_PROPERTY]-&gt;(p:Property:ProjectEntity {dataset: $dataset})</w:t>
+        <w:t>MATCH (owner)-[:HAS_PROPERTY]-&gt;(p:Property:ProjectEntity {dataset: $dataset})</w:t>
       </w:r>
       <w:r>
         <w:rPr>
@@ -10360,14 +10183,7 @@
           <w:sz w:val="17"/>
         </w:rPr>
         <w:br/>
-        <w:t>ORDER BY pr</w:t>
-      </w:r>
-      <w:r>
-        <w:rPr>
-          <w:rFonts w:ascii="Consolas" w:hAnsi="Consolas"/>
-          <w:sz w:val="17"/>
-        </w:rPr>
-        <w:t>operty_id;</w:t>
+        <w:t>ORDER BY property_id;</w:t>
       </w:r>
     </w:p>
     <w:p>
@@ -10377,17 +10193,14 @@
     </w:p>
     <w:p>
       <w:r>
-        <w:t>Ý nghĩa: Truy vấn hợp các tính chất trên đường kế thừa và giữ nơi khai báo. Hình vuông nhận hai đường chéo bằng nhau từ HCN, đường chéo chia đôi nhau từ HBH; DISTINCT xử lý các đường trùng qua hai</w:t>
+        <w:t>Ý nghĩa: Truy vấn hợp các tính chất trên đường kế thừa và giữ nơi khai báo. Hình vuông nhận hai đường chéo bằng nhau từ HCN, đường chéo chia đôi nhau từ HBH; DISTINCT xử lý các đường trùng qua hai nhánh.</w:t>
       </w:r>
-      <w:r>
-        <w:t xml:space="preserve"> nhánh.</w:t>
-      </w:r>
     </w:p>
     <w:p>
       <w:pPr>
         <w:pStyle w:val="Heading2"/>
       </w:pPr>
-      <w:bookmarkStart w:id="40" w:name="_Toc242225146"/>
+      <w:bookmarkStart w:id="40" w:name="_Toc242225975"/>
       <w:r>
         <w:t>6.2 Q04 — Mọi tổ tiên của HV</w:t>
       </w:r>
@@ -10432,14 +10245,7 @@
           <w:sz w:val="17"/>
         </w:rPr>
         <w:br/>
-        <w:t>RETURN DISTI</w:t>
-      </w:r>
-      <w:r>
-        <w:rPr>
-          <w:rFonts w:ascii="Consolas" w:hAnsi="Consolas"/>
-          <w:sz w:val="17"/>
-        </w:rPr>
-        <w:t>NCT ancestor.id AS shape_id, ancestor.name AS shape_name ORDER BY shape_id;</w:t>
+        <w:t>RETURN DISTINCT ancestor.id AS shape_id, ancestor.name AS shape_name ORDER BY shape_id;</w:t>
       </w:r>
     </w:p>
     <w:p>
@@ -10457,13 +10263,10 @@
         <w:pStyle w:val="Heading2"/>
         <w:pageBreakBefore/>
       </w:pPr>
-      <w:bookmarkStart w:id="41" w:name="_Toc242225147"/>
+      <w:bookmarkStart w:id="41" w:name="_Toc242225976"/>
       <w:r>
         <w:lastRenderedPageBreak/>
-        <w:t xml:space="preserve">6.3 </w:t>
-      </w:r>
-      <w:r>
-        <w:t>Q06 — Bốn cạnh bằng nhau</w:t>
+        <w:t>6.3 Q06 — Bốn cạnh bằng nhau</w:t>
       </w:r>
       <w:bookmarkEnd w:id="41"/>
     </w:p>
@@ -10506,14 +10309,7 @@
           <w:sz w:val="17"/>
         </w:rPr>
         <w:br/>
-        <w:t>WHERE all(n IN nodes(</w:t>
-      </w:r>
-      <w:r>
-        <w:rPr>
-          <w:rFonts w:ascii="Consolas" w:hAnsi="Consolas"/>
-          <w:sz w:val="17"/>
-        </w:rPr>
-        <w:t>path) WHERE n.dataset = $dataset AND n:ProjectEntity)</w:t>
+        <w:t>WHERE all(n IN nodes(path) WHERE n.dataset = $dataset AND n:ProjectEntity)</w:t>
       </w:r>
       <w:r>
         <w:rPr>
@@ -10531,17 +10327,14 @@
     </w:p>
     <w:p>
       <w:r>
-        <w:t xml:space="preserve">Ý nghĩa: Hình vuông vẫn được tìm thấy dù không có HAS_PROPERTY trực tiếp. Vì vậy truy vấn không chỉ </w:t>
+        <w:t>Ý nghĩa: Hình vuông vẫn được tìm thấy dù không có HAS_PROPERTY trực tiếp. Vì vậy truy vấn không chỉ kiểm tra cạnh tại node đang xét.</w:t>
       </w:r>
-      <w:r>
-        <w:t>kiểm tra cạnh tại node đang xét.</w:t>
-      </w:r>
     </w:p>
     <w:p>
       <w:pPr>
         <w:pStyle w:val="Heading2"/>
       </w:pPr>
-      <w:bookmarkStart w:id="42" w:name="_Toc242225148"/>
+      <w:bookmarkStart w:id="42" w:name="_Toc242225977"/>
       <w:r>
         <w:t>6.4 Q08 — Hai đường chéo bằng nhau</w:t>
       </w:r>
@@ -10578,14 +10371,7 @@
           <w:sz w:val="17"/>
         </w:rPr>
         <w:br/>
-        <w:t xml:space="preserve"> </w:t>
-      </w:r>
-      <w:r>
-        <w:rPr>
-          <w:rFonts w:ascii="Consolas" w:hAnsi="Consolas"/>
-          <w:sz w:val="17"/>
-        </w:rPr>
-        <w:t xml:space="preserve">       'DIAGONALS_EQUAL'})</w:t>
+        <w:t xml:space="preserve">        'DIAGONALS_EQUAL'})</w:t>
       </w:r>
       <w:r>
         <w:rPr>
@@ -10611,10 +10397,7 @@
     </w:p>
     <w:p>
       <w:r>
-        <w:t>Ý nghĩa: Kết quả có cả Hình thang cân và Hình chữ</w:t>
-      </w:r>
-      <w:r>
-        <w:t xml:space="preserve"> nhật. Đây là ví dụ cho thấy một tính chất riêng lẻ không phải điều kiện đủ để phân loại hình.</w:t>
+        <w:t>Ý nghĩa: Kết quả có cả Hình thang cân và Hình chữ nhật. Đây là ví dụ cho thấy một tính chất riêng lẻ không phải điều kiện đủ để phân loại hình.</w:t>
       </w:r>
     </w:p>
     <w:p>
@@ -10622,7 +10405,7 @@
         <w:pStyle w:val="Heading2"/>
         <w:pageBreakBefore/>
       </w:pPr>
-      <w:bookmarkStart w:id="43" w:name="_Toc242225149"/>
+      <w:bookmarkStart w:id="43" w:name="_Toc242225978"/>
       <w:r>
         <w:lastRenderedPageBreak/>
         <w:t>6.5 Q09 — Đường đi TQ – HV</w:t>
@@ -10652,14 +10435,7 @@
           <w:sz w:val="17"/>
         </w:rPr>
         <w:br/>
-        <w:t xml:space="preserve">  'TQ'})&lt;-[:IS_A*1..6]-(:Shape:ProjectEntity {dat</w:t>
-      </w:r>
-      <w:r>
-        <w:rPr>
-          <w:rFonts w:ascii="Consolas" w:hAnsi="Consolas"/>
-          <w:sz w:val="17"/>
-        </w:rPr>
-        <w:t>aset: $dataset, id: $shape_id})</w:t>
+        <w:t xml:space="preserve">  'TQ'})&lt;-[:IS_A*1..6]-(:Shape:ProjectEntity {dataset: $dataset, id: $shape_id})</w:t>
       </w:r>
       <w:r>
         <w:rPr>
@@ -10700,12 +10476,9 @@
       <w:pPr>
         <w:pStyle w:val="Heading2"/>
       </w:pPr>
-      <w:bookmarkStart w:id="44" w:name="_Toc242225150"/>
+      <w:bookmarkStart w:id="44" w:name="_Toc242225979"/>
       <w:r>
-        <w:t>6.6 Q10 — Tính chất chung HV v</w:t>
-      </w:r>
-      <w:r>
-        <w:t>à HCN</w:t>
+        <w:t>6.6 Q10 — Tính chất chung HV và HCN</w:t>
       </w:r>
       <w:bookmarkEnd w:id="44"/>
     </w:p>
@@ -10748,12 +10521,6 @@
           <w:sz w:val="17"/>
         </w:rPr>
         <w:br/>
-      </w:r>
-      <w:r>
-        <w:rPr>
-          <w:rFonts w:ascii="Consolas" w:hAnsi="Consolas"/>
-          <w:sz w:val="17"/>
-        </w:rPr>
         <w:t xml:space="preserve">  'HCN'})-[:IS_A*0..6]-&gt;(:Shape)-[:HAS_PROPERTY]-&gt;(p)</w:t>
       </w:r>
       <w:r>
@@ -10778,14 +10545,7 @@
           <w:sz w:val="17"/>
         </w:rPr>
         <w:br/>
-        <w:t>RETURN DISTINCT p.id AS property_id, p.name</w:t>
-      </w:r>
-      <w:r>
-        <w:rPr>
-          <w:rFonts w:ascii="Consolas" w:hAnsi="Consolas"/>
-          <w:sz w:val="17"/>
-        </w:rPr>
-        <w:t xml:space="preserve"> AS property_name ORDER BY property_id;</w:t>
+        <w:t>RETURN DISTINCT p.id AS property_id, p.name AS property_name ORDER BY property_id;</w:t>
       </w:r>
     </w:p>
     <w:p>
@@ -10803,7 +10563,7 @@
         <w:pStyle w:val="Heading2"/>
         <w:pageBreakBefore/>
       </w:pPr>
-      <w:bookmarkStart w:id="45" w:name="_Toc242225151"/>
+      <w:bookmarkStart w:id="45" w:name="_Toc242225980"/>
       <w:r>
         <w:lastRenderedPageBreak/>
         <w:t>6.7 Q12 — Đường chéo vuông góc và chia đôi nhau</w:t>
@@ -10849,14 +10609,7 @@
           <w:sz w:val="17"/>
         </w:rPr>
         <w:br/>
-        <w:t xml:space="preserve">      -[:HAS</w:t>
-      </w:r>
-      <w:r>
-        <w:rPr>
-          <w:rFonts w:ascii="Consolas" w:hAnsi="Consolas"/>
-          <w:sz w:val="17"/>
-        </w:rPr>
-        <w:t>_PROPERTY]-&gt;(:Property {id: 'DIAGONALS_BISECT_EACH_OTHER'})</w:t>
+        <w:t xml:space="preserve">      -[:HAS_PROPERTY]-&gt;(:Property {id: 'DIAGONALS_BISECT_EACH_OTHER'})</w:t>
       </w:r>
       <w:r>
         <w:rPr>
@@ -10880,14 +10633,7 @@
           <w:sz w:val="17"/>
         </w:rPr>
         <w:br/>
-        <w:t>RETURN DISTINCT s.id AS shape_id, s</w:t>
-      </w:r>
-      <w:r>
-        <w:rPr>
-          <w:rFonts w:ascii="Consolas" w:hAnsi="Consolas"/>
-          <w:sz w:val="17"/>
-        </w:rPr>
-        <w:t>.name AS shape_name ORDER BY shape_id;</w:t>
+        <w:t>RETURN DISTINCT s.id AS shape_id, s.name AS shape_name ORDER BY shape_id;</w:t>
       </w:r>
     </w:p>
     <w:p>
@@ -10904,7 +10650,7 @@
       <w:pPr>
         <w:pStyle w:val="Heading2"/>
       </w:pPr>
-      <w:bookmarkStart w:id="46" w:name="_Toc242225152"/>
+      <w:bookmarkStart w:id="46" w:name="_Toc242225981"/>
       <w:r>
         <w:t>6.8 Q15 — Giải thích tính chất kế thừa</w:t>
       </w:r>
@@ -10912,10 +10658,7 @@
     </w:p>
     <w:p>
       <w:r>
-        <w:t xml:space="preserve">Mục tiêu: Giải </w:t>
-      </w:r>
-      <w:r>
-        <w:t>thích tính chất kế thừa.</w:t>
+        <w:t>Mục tiêu: Giải thích tính chất kế thừa.</w:t>
       </w:r>
     </w:p>
     <w:p>
@@ -10952,14 +10695,7 @@
           <w:sz w:val="17"/>
         </w:rPr>
         <w:br/>
-        <w:t>WHERE all(n IN nodes(path) WHERE n.dataset = $dataset AND n:Proje</w:t>
-      </w:r>
-      <w:r>
-        <w:rPr>
-          <w:rFonts w:ascii="Consolas" w:hAnsi="Consolas"/>
-          <w:sz w:val="17"/>
-        </w:rPr>
-        <w:t>ctEntity)</w:t>
+        <w:t>WHERE all(n IN nodes(path) WHERE n.dataset = $dataset AND n:ProjectEntity)</w:t>
       </w:r>
       <w:r>
         <w:rPr>
@@ -10985,10 +10721,7 @@
     </w:p>
     <w:p>
       <w:r>
-        <w:t>Ý nghĩa: Kết quả trả đường đi để giải thích tính chất: HV → HCN → HBH → DIAGONALS_BISECT_EACH</w:t>
-      </w:r>
-      <w:r>
-        <w:t>_OTHER và HV → HTHOI → HBH → cùng Property. Đây là minh chứng trực tiếp cho giá trị traversal của graph.</w:t>
+        <w:t>Ý nghĩa: Kết quả trả đường đi để giải thích tính chất: HV → HCN → HBH → DIAGONALS_BISECT_EACH_OTHER và HV → HTHOI → HBH → cùng Property. Đây là minh chứng trực tiếp cho giá trị traversal của graph.</w:t>
       </w:r>
     </w:p>
     <w:p>
@@ -10996,7 +10729,7 @@
         <w:pStyle w:val="Heading1"/>
         <w:pageBreakBefore/>
       </w:pPr>
-      <w:bookmarkStart w:id="47" w:name="_Toc242225153"/>
+      <w:bookmarkStart w:id="47" w:name="_Toc242225982"/>
       <w:r>
         <w:lastRenderedPageBreak/>
         <w:t>CHƯƠNG 7 — KẾT QUẢ</w:t>
@@ -11005,10 +10738,7 @@
     </w:p>
     <w:p>
       <w:r>
-        <w:t>Database kết nối thật và có 44 node, 79 relationship. Backend phục vụ dữ liệu cho dashboard, chi tiết và graph. Website tìm kiếm đượ</w:t>
-      </w:r>
-      <w:r>
-        <w:t>c cả tiếng Việt có dấu và không dấu. Các hình dưới đây là ảnh chụp ứng dụng trong kiểm thử, không phải ảnh mô phỏng.</w:t>
+        <w:t>Database kết nối thật và có 44 node, 79 relationship. Backend phục vụ dữ liệu cho dashboard, chi tiết và graph. Website tìm kiếm được cả tiếng Việt có dấu và không dấu. Các hình dưới đây là ảnh chụp ứng dụng trong kiểm thử, không phải ảnh mô phỏng.</w:t>
       </w:r>
     </w:p>
     <w:p>
@@ -11068,10 +10798,7 @@
     </w:p>
     <w:p>
       <w:r>
-        <w:t>Dashboard làm điểm bắt đầu demo: người xem thấy số lượng dữ liệu và có th</w:t>
-      </w:r>
-      <w:r>
-        <w:t>ể mở chi tiết Hình vuông hoặc trang Truy vấn. Các số thống kê lấy từ Neo4j, không được gán cố định trong giao diện.</w:t>
+        <w:t>Dashboard làm điểm bắt đầu demo: người xem thấy số lượng dữ liệu và có thể mở chi tiết Hình vuông hoặc trang Truy vấn. Các số thống kê lấy từ Neo4j, không được gán cố định trong giao diện.</w:t>
       </w:r>
     </w:p>
     <w:p>
@@ -11079,7 +10806,7 @@
         <w:pStyle w:val="Heading2"/>
         <w:pageBreakBefore/>
       </w:pPr>
-      <w:bookmarkStart w:id="48" w:name="_Toc242225154"/>
+      <w:bookmarkStart w:id="48" w:name="_Toc242225983"/>
       <w:r>
         <w:lastRenderedPageBreak/>
         <w:t>7.1 Chi tiết và tính chất kế thừa</w:t>
@@ -11143,10 +10870,7 @@
     </w:p>
     <w:p>
       <w:r>
-        <w:t>Danh sách tính chất cho thấ</w:t>
-      </w:r>
-      <w:r>
-        <w:t>y khác biệt giữa dữ liệu được khai báo trực tiếp và dữ liệu nhận qua kế thừa. Các Condition hiển thị riêng, giúp tránh hiểu sai dấu hiệu nhận biết thành tính chất được kế thừa.</w:t>
+        <w:t>Danh sách tính chất cho thấy khác biệt giữa dữ liệu được khai báo trực tiếp và dữ liệu nhận qua kế thừa. Các Condition hiển thị riêng, giúp tránh hiểu sai dấu hiệu nhận biết thành tính chất được kế thừa.</w:t>
       </w:r>
     </w:p>
     <w:p>
@@ -11154,7 +10878,7 @@
         <w:pStyle w:val="Heading2"/>
         <w:pageBreakBefore/>
       </w:pPr>
-      <w:bookmarkStart w:id="49" w:name="_Toc242225155"/>
+      <w:bookmarkStart w:id="49" w:name="_Toc242225984"/>
       <w:r>
         <w:lastRenderedPageBreak/>
         <w:t>7.2 Truy vấn và giải thích bằng đường đi</w:t>
@@ -11213,10 +10937,7 @@
         <w:jc w:val="center"/>
       </w:pPr>
       <w:r>
-        <w:t>Hình 4. Q15 chạy thật và hiển thị ha</w:t>
-      </w:r>
-      <w:r>
-        <w:t>i đường đi giải thích tính chất.</w:t>
+        <w:t>Hình 4. Q15 chạy thật và hiển thị hai đường đi giải thích tính chất.</w:t>
       </w:r>
     </w:p>
     <w:p>
@@ -11229,13 +10950,10 @@
         <w:pStyle w:val="Heading2"/>
         <w:pageBreakBefore/>
       </w:pPr>
-      <w:bookmarkStart w:id="50" w:name="_Toc242225156"/>
+      <w:bookmarkStart w:id="50" w:name="_Toc242225985"/>
       <w:r>
         <w:lastRenderedPageBreak/>
-        <w:t>7.3 Đối chiếu trực tiếp trê</w:t>
-      </w:r>
-      <w:r>
-        <w:t>n Neo4j</w:t>
+        <w:t>7.3 Đối chiếu trực tiếp trên Neo4j</w:t>
       </w:r>
       <w:bookmarkEnd w:id="50"/>
     </w:p>
@@ -11296,10 +11014,7 @@
     </w:p>
     <w:p>
       <w:r>
-        <w:t xml:space="preserve">Ảnh Browser dùng truy vấn đọc có traversal tương đương Q06 trên dataset thật. Kết quả khớp với API. Validation và kết quả dài được lưu trong báo cáo JSON để có thể đối </w:t>
-      </w:r>
-      <w:r>
-        <w:t>chiếu độc lập với giao diện.</w:t>
+        <w:t>Ảnh Browser dùng truy vấn đọc có traversal tương đương Q06 trên dataset thật. Kết quả khớp với API. Validation và kết quả dài được lưu trong báo cáo JSON để có thể đối chiếu độc lập với giao diện.</w:t>
       </w:r>
     </w:p>
     <w:p>
@@ -11307,7 +11022,7 @@
         <w:pStyle w:val="Heading1"/>
         <w:pageBreakBefore/>
       </w:pPr>
-      <w:bookmarkStart w:id="51" w:name="_Toc242225157"/>
+      <w:bookmarkStart w:id="51" w:name="_Toc242225986"/>
       <w:r>
         <w:lastRenderedPageBreak/>
         <w:t>CHƯƠNG 8 — KIỂM THỬ</w:t>
@@ -11675,13 +11390,7 @@
               <w:rPr>
                 <w:sz w:val="21"/>
               </w:rPr>
-              <w:t xml:space="preserve">HTTP </w:t>
-            </w:r>
-            <w:r>
-              <w:rPr>
-                <w:sz w:val="21"/>
-              </w:rPr>
-              <w:t>smoke</w:t>
+              <w:t>HTTP smoke</w:t>
             </w:r>
           </w:p>
         </w:tc>
@@ -12141,13 +11850,7 @@
               <w:rPr>
                 <w:sz w:val="21"/>
               </w:rPr>
-              <w:t xml:space="preserve">Seed </w:t>
-            </w:r>
-            <w:r>
-              <w:rPr>
-                <w:sz w:val="21"/>
-              </w:rPr>
-              <w:t>lại hai lần; so snapshot</w:t>
+              <w:t>Seed lại hai lần; so snapshot</w:t>
             </w:r>
           </w:p>
         </w:tc>
@@ -12184,26 +11887,17 @@
     </w:tbl>
     <w:p>
       <w:r>
-        <w:t>Validation kiểm tra ID trùng, node thiếu quan hệ phù hợp, self-loop, chu trình IS_A, cạnh sai loại và số liệu mong đợi. Cả 20 phép kiểm tra đều có violations = 0. Việc đọc schema xác nhận ba un</w:t>
+        <w:t>Validation kiểm tra ID trùng, node thiếu quan hệ phù hợp, self-loop, chu trình IS_A, cạnh sai loại và số liệu mong đợi. Cả 20 phép kiểm tra đều có violations = 0. Việc đọc schema xác nhận ba unique constraint và bốn index ONLINE, bao gồm index hỗ trợ constraint.</w:t>
       </w:r>
+    </w:p>
+    <w:p>
       <w:r>
-        <w:t>ique constraint và bốn index ONLINE, bao gồm index hỗ trợ constraint.</w:t>
+        <w:t>System test kiểm tra kết nối thật, truy vấn, route, tìm kiếm, graph và các tình huống Neo4j lỗi. Khi Neo4j không khả dụng, API trả 503 và giao diện báo lỗi kết nối. Kiểm thử không thay Neo4j bằng database khác và không giả lập kết quả toán học. Môi trường ảo mới không đồng nghĩa đã kiểm thử trên một máy hoặc database hoàn toàn mới.</w:t>
       </w:r>
     </w:p>
     <w:p>
       <w:r>
-        <w:t>System test kiểm tra kết nối thật, truy vấn, route, tìm kiếm, graph và các tình huống Neo4j lỗi. Khi Neo4j không khả dụng, API trả 503 và giao diện báo lỗi kết nối. Kiểm thử không thay N</w:t>
-      </w:r>
-      <w:r>
-        <w:t>eo4j bằng database khác và không giả lập kết quả toán học. Môi trường ảo mới không đồng nghĩa đã kiểm thử trên một máy hoặc database hoàn toàn mới.</w:t>
-      </w:r>
-    </w:p>
-    <w:p>
-      <w:r>
-        <w:t>Nguồn minh chứng: docs/PHASE_2_RESULTS.json; docs/PHASE_3_RESULTS.json; docs/PHASE_5_RESULTS.json; các báo c</w:t>
-      </w:r>
-      <w:r>
-        <w:t>áo HTTP, UI và XML pytest tương ứng. Ảnh chụp chứng minh giao diện; số lượng test dựa trên các báo cáo kiểm thử, không suy từ ảnh.</w:t>
+        <w:t>Nguồn minh chứng: docs/PHASE_2_RESULTS.json; docs/PHASE_3_RESULTS.json; docs/PHASE_5_RESULTS.json; các báo cáo HTTP, UI và XML pytest tương ứng. Ảnh chụp chứng minh giao diện; số lượng test dựa trên các báo cáo kiểm thử, không suy từ ảnh.</w:t>
       </w:r>
     </w:p>
     <w:p>
@@ -12211,7 +11905,7 @@
         <w:pStyle w:val="Heading1"/>
         <w:pageBreakBefore/>
       </w:pPr>
-      <w:bookmarkStart w:id="52" w:name="_Toc242225158"/>
+      <w:bookmarkStart w:id="52" w:name="_Toc242225987"/>
       <w:r>
         <w:lastRenderedPageBreak/>
         <w:t>CHƯƠNG 9 — ĐÁNH GIÁ</w:t>
@@ -12222,7 +11916,7 @@
       <w:pPr>
         <w:pStyle w:val="Heading2"/>
       </w:pPr>
-      <w:bookmarkStart w:id="53" w:name="_Toc242225159"/>
+      <w:bookmarkStart w:id="53" w:name="_Toc242225988"/>
       <w:r>
         <w:t>9.1 Kết quả đạt được</w:t>
       </w:r>
@@ -12230,17 +11924,14 @@
     </w:p>
     <w:p>
       <w:r>
-        <w:t xml:space="preserve">Project đã kết nối Neo4j thật, seed idempotent và cung cấp bảy loại tứ giác cùng 19 </w:t>
+        <w:t>Project đã kết nối Neo4j thật, seed idempotent và cung cấp bảy loại tứ giác cùng 19 Property, 18 Condition. Website chạy các chức năng đã thiết kế: tổng quan, danh sách, chi tiết, tìm kiếm, taxonomy, lân cận và 15 truy vấn demo. Mô hình thể hiện đa kế thừa, dùng chung Property và điều kiện có ngữ cảnh.</w:t>
       </w:r>
-      <w:r>
-        <w:t>Property, 18 Condition. Website chạy các chức năng đã thiết kế: tổng quan, danh sách, chi tiết, tìm kiếm, taxonomy, lân cận và 15 truy vấn demo. Mô hình thể hiện đa kế thừa, dùng chung Property và điều kiện có ngữ cảnh.</w:t>
-      </w:r>
     </w:p>
     <w:p>
       <w:pPr>
         <w:pStyle w:val="Heading2"/>
       </w:pPr>
-      <w:bookmarkStart w:id="54" w:name="_Toc242225160"/>
+      <w:bookmarkStart w:id="54" w:name="_Toc242225989"/>
       <w:r>
         <w:t>9.2 Hạn chế</w:t>
       </w:r>
@@ -12248,20 +11939,14 @@
     </w:p>
     <w:p>
       <w:r>
-        <w:t xml:space="preserve">Phạm vi chỉ có bảy loại </w:t>
+        <w:t>Phạm vi chỉ có bảy loại tứ giác và tri thức được nhập có chủ đích. Hệ thống chưa là theorem prover, chưa xác nhận tính chất từ toạ độ hoặc ảnh, chưa suy luận mọi hệ quả từ các giả thiết. Quy ước hình thang của project cần được trình bày trước khi demo. Server Flask hiện phục vụ chạy cục bộ, chưa phải cấu hình triển khai công khai.</w:t>
       </w:r>
-      <w:r>
-        <w:t>tứ giác và tri thức được nhập có chủ đích. Hệ thống chưa là theorem prover, chưa xác nhận tính chất từ toạ độ hoặc ảnh, chưa suy luận mọi hệ quả từ các giả thiết. Quy ước hình thang của project cần được trình bày trước khi demo. Server Flask hiện phục vụ c</w:t>
-      </w:r>
-      <w:r>
-        <w:t>hạy cục bộ, chưa phải cấu hình triển khai công khai.</w:t>
-      </w:r>
     </w:p>
     <w:p>
       <w:pPr>
         <w:pStyle w:val="Heading2"/>
       </w:pPr>
-      <w:bookmarkStart w:id="55" w:name="_Toc242225161"/>
+      <w:bookmarkStart w:id="55" w:name="_Toc242225990"/>
       <w:r>
         <w:t>9.3 Hướng phát triển</w:t>
       </w:r>
@@ -12269,17 +11954,14 @@
     </w:p>
     <w:p>
       <w:r>
-        <w:t>Có thể bổ sung các loại hình khác, ghi nguồn cho từng mệnh đề, hỗ trợ tra cứu điều kiện theo tập giả thiết và kiểm tra bằng dữ liệu toạ độ. Khi mở rộng, cần kiểm tra tính nhất quán g</w:t>
+        <w:t>Có thể bổ sung các loại hình khác, ghi nguồn cho từng mệnh đề, hỗ trợ tra cứu điều kiện theo tập giả thiết và kiểm tra bằng dữ liệu toạ độ. Khi mở rộng, cần kiểm tra tính nhất quán giữa các quy ước phân loại. Việc triển khai nhiều người dùng cần các bước vận hành và audit riêng.</w:t>
       </w:r>
-      <w:r>
-        <w:t>iữa các quy ước phân loại. Việc triển khai nhiều người dùng hoặc công bố GitHub cần các bước vận hành và audit riêng.</w:t>
-      </w:r>
     </w:p>
     <w:p>
       <w:pPr>
         <w:pStyle w:val="Heading1"/>
       </w:pPr>
-      <w:bookmarkStart w:id="56" w:name="_Toc242225162"/>
+      <w:bookmarkStart w:id="56" w:name="_Toc242225991"/>
       <w:r>
         <w:t>KẾT LUẬN</w:t>
       </w:r>
@@ -12287,13 +11969,7 @@
     </w:p>
     <w:p>
       <w:r>
-        <w:t>Đề tài dùng Neo4j để mô hình hoá kiến thức hình học theo các quan hệ có thể truy vấn. Hai đường kế thừa của Hình vuông và truy vấ</w:t>
-      </w:r>
-      <w:r>
-        <w:t>n giải thích tính chất cho thấy đồ thị mang thông tin thực sự, thay vì chỉ dùng node để thay thế bảng. Kết quả kiểm thử xác nhận phiên bản hiện tại phù hợp cho demo môn NoSQL. Hai tài liệu Word và source được chuẩn bị cho bài nộp; link GitHub còn chờ Phase</w:t>
-      </w:r>
-      <w:r>
-        <w:t xml:space="preserve"> 7.</w:t>
+        <w:t>Đề tài dùng Neo4j để mô hình hoá kiến thức hình học theo các quan hệ có thể truy vấn. Hai đường kế thừa của Hình vuông và truy vấn giải thích tính chất cho thấy đồ thị mang thông tin thực sự, thay vì chỉ dùng node để thay thế bảng. Kết quả kiểm thử xác nhận phiên bản hiện tại phù hợp cho demo môn NoSQL. Hai tài liệu Word và source được chuẩn bị cho bài nộp. Repository: https://github.com/phi1411/neo4j.</w:t>
       </w:r>
     </w:p>
     <w:p>
@@ -12301,7 +11977,7 @@
         <w:pStyle w:val="Heading1"/>
         <w:pageBreakBefore/>
       </w:pPr>
-      <w:bookmarkStart w:id="57" w:name="_Toc242225163"/>
+      <w:bookmarkStart w:id="57" w:name="_Toc242225992"/>
       <w:r>
         <w:lastRenderedPageBreak/>
         <w:t>TÀI LIỆU THAM KHẢO</w:t>
@@ -12376,13 +12052,7 @@
           <w:rPr>
             <w:sz w:val="20"/>
           </w:rPr>
-          <w:t>https://neo4j.com/docs/desktop/current/i</w:t>
-        </w:r>
-        <w:r>
-          <w:rPr>
-            <w:sz w:val="20"/>
-          </w:rPr>
-          <w:t>nstallation/</w:t>
+          <w:t>https://neo4j.com/docs/desktop/current/installation/</w:t>
         </w:r>
       </w:hyperlink>
     </w:p>
@@ -12496,10 +12166,7 @@
     </w:p>
     <w:p>
       <w:r>
-        <w:t>[11] Wolfram</w:t>
-      </w:r>
-      <w:r>
-        <w:t xml:space="preserve"> MathWorld — Hình vuông.</w:t>
+        <w:t>[11] Wolfram MathWorld — Hình vuông.</w:t>
       </w:r>
     </w:p>
     <w:p>
@@ -12529,22 +12196,13 @@
           <w:rPr>
             <w:sz w:val="20"/>
           </w:rPr>
-          <w:t>https://mathworld.wolfram.co</w:t>
-        </w:r>
-        <w:r>
-          <w:rPr>
-            <w:sz w:val="20"/>
-          </w:rPr>
-          <w:t>m/Trapezoid.html</w:t>
+          <w:t>https://mathworld.wolfram.com/Trapezoid.html</w:t>
         </w:r>
       </w:hyperlink>
     </w:p>
     <w:p>
       <w:r>
-        <w:t xml:space="preserve">Nguồn nội bộ: PHASE_1_PHAN_TICH.md; database/shapes.json, properties.json, conditions.json; database/demo_queries.cypher; báo cáo Phase 2, 3, 5. Các định nghĩa và dấu hiệu nhận biết trong báo cáo theo đúng catalog và quy ước đã nghiệm thu </w:t>
-      </w:r>
-      <w:r>
-        <w:t>của project.</w:t>
+        <w:t>Nguồn nội bộ: PHASE_1_PHAN_TICH.md; database/shapes.json, properties.json, conditions.json; database/demo_queries.cypher; báo cáo Phase 2, 3, 5. Các định nghĩa và dấu hiệu nhận biết trong báo cáo theo đúng catalog và quy ước đã nghiệm thu của project.</w:t>
       </w:r>
     </w:p>
     <w:sectPr>
@@ -13149,10 +12807,6 @@
     <w:lsdException w:name="Book Title" w:uiPriority="33" w:qFormat="1"/>
     <w:lsdException w:name="Bibliography" w:semiHidden="1" w:uiPriority="37" w:unhideWhenUsed="1"/>
     <w:lsdException w:name="TOC Heading" w:semiHidden="1" w:uiPriority="39" w:unhideWhenUsed="1" w:qFormat="1"/>
-    <w:lsdException w:name="Grid Table Light" w:semiHidden="1" w:unhideWhenUsed="1"/>
-    <w:lsdException w:name="Grid Table 1 Light" w:semiHidden="1" w:unhideWhenUsed="1"/>
-    <w:lsdException w:name="Grid Table 2" w:semiHidden="1" w:unhideWhenUsed="1"/>
-    <w:lsdException w:name="Grid Table 3" w:semiHidden="1" w:unhideWhenUsed="1"/>
     <w:lsdException w:name="Grid Table 4" w:uiPriority="49"/>
     <w:lsdException w:name="Grid Table 5 Dark" w:uiPriority="50"/>
     <w:lsdException w:name="Grid Table 6 Colorful" w:uiPriority="51"/>
@@ -24621,7 +24275,7 @@
 </file>
 
 <file path=customXml/itemProps1.xml><?xml version="1.0" encoding="utf-8"?>
-<ds:datastoreItem xmlns:ds="http://schemas.openxmlformats.org/officeDocument/2006/customXml" ds:itemID="{F8253454-E150-4329-889F-3399CDE788A3}">
+<ds:datastoreItem xmlns:ds="http://schemas.openxmlformats.org/officeDocument/2006/customXml" ds:itemID="{9A4B06A4-2156-4BC2-A8FA-8B15D4F27059}">
   <ds:schemaRefs>
     <ds:schemaRef ds:uri="http://schemas.openxmlformats.org/officeDocument/2006/bibliography"/>
   </ds:schemaRefs>
